--- a/Thesis/De_cuong_4_san_pham_xuyen_suot_luan_an_MOSFOA.docx
+++ b/Thesis/De_cuong_4_san_pham_xuyen_suot_luan_an_MOSFOA.docx
@@ -13142,9 +13142,6 @@
             <w:tcW w:w="1131" w:type="dxa"/>
           </w:tcPr>
           <w:p>
-            <w:pPr>
-              <w:pStyle w:val="Compact"/>
-            </w:pPr>
             <w:r>
               <w:t>#</w:t>
             </w:r>
@@ -13155,14 +13152,8 @@
             <w:tcW w:w="1131" w:type="dxa"/>
           </w:tcPr>
           <w:p>
-            <w:pPr>
-              <w:pStyle w:val="Compact"/>
-            </w:pPr>
-            <w:r>
-              <w:t>Công b</w:t>
-            </w:r>
-            <w:r>
-              <w:t>ố</w:t>
+            <w:r>
+              <w:t>Công bố theo danh mục</w:t>
             </w:r>
           </w:p>
         </w:tc>
@@ -13171,17 +13162,8 @@
             <w:tcW w:w="1131" w:type="dxa"/>
           </w:tcPr>
           <w:p>
-            <w:pPr>
-              <w:pStyle w:val="Compact"/>
-            </w:pPr>
-            <w:r>
-              <w:t>Lo</w:t>
-            </w:r>
-            <w:r>
-              <w:t>ạ</w:t>
-            </w:r>
-            <w:r>
-              <w:t>i</w:t>
+            <w:r>
+              <w:t>Nhóm</w:t>
             </w:r>
           </w:p>
         </w:tc>
@@ -13190,23 +13172,8 @@
             <w:tcW w:w="1131" w:type="dxa"/>
           </w:tcPr>
           <w:p>
-            <w:pPr>
-              <w:pStyle w:val="Compact"/>
-            </w:pPr>
-            <w:r>
-              <w:t>V</w:t>
-            </w:r>
-            <w:r>
-              <w:t>ị</w:t>
-            </w:r>
-            <w:r>
-              <w:t xml:space="preserve"> trí tác gi</w:t>
-            </w:r>
-            <w:r>
-              <w:t>ả</w:t>
-            </w:r>
-            <w:r>
-              <w:t xml:space="preserve"> (NCS)</w:t>
+            <w:r>
+              <w:t>Tổng quan</w:t>
             </w:r>
           </w:p>
         </w:tc>
@@ -13215,17 +13182,8 @@
             <w:tcW w:w="1131" w:type="dxa"/>
           </w:tcPr>
           <w:p>
-            <w:pPr>
-              <w:pStyle w:val="Compact"/>
-            </w:pPr>
-            <w:r>
-              <w:t>Tr</w:t>
-            </w:r>
-            <w:r>
-              <w:t>ạ</w:t>
-            </w:r>
-            <w:r>
-              <w:t>ng thái</w:t>
+            <w:r>
+              <w:t>CĐ1</w:t>
             </w:r>
           </w:p>
         </w:tc>
@@ -13234,17 +13192,8 @@
             <w:tcW w:w="1131" w:type="dxa"/>
           </w:tcPr>
           <w:p>
-            <w:pPr>
-              <w:pStyle w:val="Compact"/>
-            </w:pPr>
-            <w:r>
-              <w:t>Vai trò trong lu</w:t>
-            </w:r>
-            <w:r>
-              <w:t>ậ</w:t>
-            </w:r>
-            <w:r>
-              <w:t>n án</w:t>
+            <w:r>
+              <w:t>CĐ3/Chương 6</w:t>
             </w:r>
           </w:p>
         </w:tc>
@@ -13253,23 +13202,8 @@
             <w:tcW w:w="1131" w:type="dxa"/>
           </w:tcPr>
           <w:p>
-            <w:pPr>
-              <w:pStyle w:val="Compact"/>
-            </w:pPr>
-            <w:r>
-              <w:t>C</w:t>
-            </w:r>
-            <w:r>
-              <w:t>ờ</w:t>
-            </w:r>
-            <w:r>
-              <w:t xml:space="preserve"> r</w:t>
-            </w:r>
-            <w:r>
-              <w:t>ủ</w:t>
-            </w:r>
-            <w:r>
-              <w:t>i ro</w:t>
+            <w:r>
+              <w:t>Ghi chú</w:t>
             </w:r>
           </w:p>
         </w:tc>
@@ -13280,11 +13214,8 @@
             <w:tcW w:w="1131" w:type="dxa"/>
           </w:tcPr>
           <w:p>
-            <w:pPr>
-              <w:pStyle w:val="Compact"/>
-            </w:pPr>
-            <w:r>
-              <w:t>0</w:t>
+            <w:r>
+              <w:t>1</w:t>
             </w:r>
           </w:p>
         </w:tc>
@@ -13293,18 +13224,8 @@
             <w:tcW w:w="1131" w:type="dxa"/>
           </w:tcPr>
           <w:p>
-            <w:pPr>
-              <w:pStyle w:val="Compact"/>
-            </w:pPr>
-            <w:r>
-              <w:rPr>
-                <w:b/>
-                <w:bCs/>
-              </w:rPr>
-              <w:t>Bài báo MOSFOA</w:t>
-            </w:r>
-            <w:r>
-              <w:t xml:space="preserve"> (Q3, ISI/Scopus)</w:t>
+            <w:r>
+              <w:t>Mooring Buoy Lines: MOMSA</w:t>
             </w:r>
           </w:p>
         </w:tc>
@@ -13313,11 +13234,8 @@
             <w:tcW w:w="1131" w:type="dxa"/>
           </w:tcPr>
           <w:p>
-            <w:pPr>
-              <w:pStyle w:val="Compact"/>
-            </w:pPr>
-            <w:r>
-              <w:t>Track A — lõi</w:t>
+            <w:r>
+              <w:t>Bổ trợ</w:t>
             </w:r>
           </w:p>
         </w:tc>
@@ -13326,17 +13244,8 @@
             <w:tcW w:w="1131" w:type="dxa"/>
           </w:tcPr>
           <w:p>
-            <w:pPr>
-              <w:pStyle w:val="Compact"/>
-            </w:pPr>
-            <w:r>
-              <w:t>Tác gi</w:t>
-            </w:r>
-            <w:r>
-              <w:t>ả</w:t>
-            </w:r>
-            <w:r>
-              <w:t xml:space="preserve"> chính (Methodology/Software/Investigation)</w:t>
+            <w:r>
+              <w:t>Khả năng tiếp cận</w:t>
             </w:r>
           </w:p>
         </w:tc>
@@ -13345,14 +13254,8 @@
             <w:tcW w:w="1131" w:type="dxa"/>
           </w:tcPr>
           <w:p>
-            <w:pPr>
-              <w:pStyle w:val="Compact"/>
-            </w:pPr>
-            <w:r>
-              <w:t>Đã công b</w:t>
-            </w:r>
-            <w:r>
-              <w:t>ố</w:t>
+            <w:r>
+              <w:t>§2.9 MOO</w:t>
             </w:r>
           </w:p>
         </w:tc>
@@ -13361,29 +13264,8 @@
             <w:tcW w:w="1131" w:type="dxa"/>
           </w:tcPr>
           <w:p>
-            <w:pPr>
-              <w:pStyle w:val="Compact"/>
-            </w:pPr>
-            <w:r>
-              <w:t>CĐ2 (thu</w:t>
-            </w:r>
-            <w:r>
-              <w:t>ậ</w:t>
-            </w:r>
-            <w:r>
-              <w:t>t toán) + CĐ3 (</w:t>
-            </w:r>
-            <w:r>
-              <w:t>ứ</w:t>
-            </w:r>
-            <w:r>
-              <w:t>ng d</w:t>
-            </w:r>
-            <w:r>
-              <w:t>ụ</w:t>
-            </w:r>
-            <w:r>
-              <w:t>ng)</w:t>
+            <w:r>
+              <w:t>§3.9</w:t>
             </w:r>
           </w:p>
         </w:tc>
@@ -13392,11 +13274,8 @@
             <w:tcW w:w="1131" w:type="dxa"/>
           </w:tcPr>
           <w:p>
-            <w:pPr>
-              <w:pStyle w:val="Compact"/>
-            </w:pPr>
-            <w:r>
-              <w:t>Không</w:t>
+            <w:r>
+              <w:t>Dây neo phao</w:t>
             </w:r>
           </w:p>
         </w:tc>
@@ -13407,11 +13286,8 @@
             <w:tcW w:w="1131" w:type="dxa"/>
           </w:tcPr>
           <w:p>
-            <w:pPr>
-              <w:pStyle w:val="Compact"/>
-            </w:pPr>
-            <w:r>
-              <w:t>1</w:t>
+            <w:r>
+              <w:t>2</w:t>
             </w:r>
           </w:p>
         </w:tc>
@@ -13420,18 +13296,8 @@
             <w:tcW w:w="1131" w:type="dxa"/>
           </w:tcPr>
           <w:p>
-            <w:pPr>
-              <w:pStyle w:val="Compact"/>
-            </w:pPr>
-            <w:r>
-              <w:rPr>
-                <w:i/>
-                <w:iCs/>
-              </w:rPr>
-              <w:t>Efficient Design of Single Mooring Buoy Lines: A MOMSA-Based Approach</w:t>
-            </w:r>
-            <w:r>
-              <w:t>, SHM&amp;ES 2025, LNCE vol. 747, Springer Cham (2026)</w:t>
+            <w:r>
+              <w:t>MOSFOA Q3</w:t>
             </w:r>
           </w:p>
         </w:tc>
@@ -13440,35 +13306,8 @@
             <w:tcW w:w="1131" w:type="dxa"/>
           </w:tcPr>
           <w:p>
-            <w:pPr>
-              <w:pStyle w:val="Compact"/>
-            </w:pPr>
-            <w:r>
-              <w:t>Track B — Scopus (k</w:t>
-            </w:r>
-            <w:r>
-              <w:t>ỷ</w:t>
-            </w:r>
-            <w:r>
-              <w:t xml:space="preserve"> y</w:t>
-            </w:r>
-            <w:r>
-              <w:t>ế</w:t>
-            </w:r>
-            <w:r>
-              <w:t>u HN qu</w:t>
-            </w:r>
-            <w:r>
-              <w:t>ố</w:t>
-            </w:r>
-            <w:r>
-              <w:t>c t</w:t>
-            </w:r>
-            <w:r>
-              <w:t>ế</w:t>
-            </w:r>
-            <w:r>
-              <w:t>, LNCE)</w:t>
+            <w:r>
+              <w:t>Lõi</w:t>
             </w:r>
           </w:p>
         </w:tc>
@@ -13477,72 +13316,8 @@
             <w:tcW w:w="1131" w:type="dxa"/>
           </w:tcPr>
           <w:p>
-            <w:pPr>
-              <w:pStyle w:val="Compact"/>
-            </w:pPr>
-            <w:r>
-              <w:rPr>
-                <w:b/>
-                <w:bCs/>
-              </w:rPr>
-              <w:t>Tác gi</w:t>
-            </w:r>
-            <w:r>
-              <w:rPr>
-                <w:b/>
-                <w:bCs/>
-              </w:rPr>
-              <w:t>ả</w:t>
-            </w:r>
-            <w:r>
-              <w:rPr>
-                <w:b/>
-                <w:bCs/>
-              </w:rPr>
-              <w:t xml:space="preserve"> th</w:t>
-            </w:r>
-            <w:r>
-              <w:rPr>
-                <w:b/>
-                <w:bCs/>
-              </w:rPr>
-              <w:t>ứ</w:t>
-            </w:r>
-            <w:r>
-              <w:rPr>
-                <w:b/>
-                <w:bCs/>
-              </w:rPr>
-              <w:t xml:space="preserve"> nh</w:t>
-            </w:r>
-            <w:r>
-              <w:rPr>
-                <w:b/>
-                <w:bCs/>
-              </w:rPr>
-              <w:t>ấ</w:t>
-            </w:r>
-            <w:r>
-              <w:rPr>
-                <w:b/>
-                <w:bCs/>
-              </w:rPr>
-              <w:t>t</w:t>
-            </w:r>
-            <w:r>
-              <w:t xml:space="preserve"> (Thanh Cuong-Le là tác gi</w:t>
-            </w:r>
-            <w:r>
-              <w:t>ả</w:t>
-            </w:r>
-            <w:r>
-              <w:t xml:space="preserve"> liên h</w:t>
-            </w:r>
-            <w:r>
-              <w:t>ệ</w:t>
-            </w:r>
-            <w:r>
-              <w:t>)</w:t>
+            <w:r>
+              <w:t>Hướng nghiên cứu</w:t>
             </w:r>
           </w:p>
         </w:tc>
@@ -13551,23 +13326,8 @@
             <w:tcW w:w="1131" w:type="dxa"/>
           </w:tcPr>
           <w:p>
-            <w:pPr>
-              <w:pStyle w:val="Compact"/>
-            </w:pPr>
-            <w:r>
-              <w:t>Đã ch</w:t>
-            </w:r>
-            <w:r>
-              <w:t>ấ</w:t>
-            </w:r>
-            <w:r>
-              <w:t>p nh</w:t>
-            </w:r>
-            <w:r>
-              <w:t>ậ</w:t>
-            </w:r>
-            <w:r>
-              <w:t>n</w:t>
+            <w:r>
+              <w:t>Phạm vi/bài toán</w:t>
             </w:r>
           </w:p>
         </w:tc>
@@ -13576,47 +13336,8 @@
             <w:tcW w:w="1131" w:type="dxa"/>
           </w:tcPr>
           <w:p>
-            <w:pPr>
-              <w:pStyle w:val="Compact"/>
-            </w:pPr>
-            <w:r>
-              <w:t>T</w:t>
-            </w:r>
-            <w:r>
-              <w:t>ổ</w:t>
-            </w:r>
-            <w:r>
-              <w:t>ng quan (kh</w:t>
-            </w:r>
-            <w:r>
-              <w:t>ả</w:t>
-            </w:r>
-            <w:r>
-              <w:t xml:space="preserve"> năng ti</w:t>
-            </w:r>
-            <w:r>
-              <w:t>ế</w:t>
-            </w:r>
-            <w:r>
-              <w:t>p c</w:t>
-            </w:r>
-            <w:r>
-              <w:t>ậ</w:t>
-            </w:r>
-            <w:r>
-              <w:t>n) + CĐ1 §2.9 (đ</w:t>
-            </w:r>
-            <w:r>
-              <w:t>ố</w:t>
-            </w:r>
-            <w:r>
-              <w:t>i ch</w:t>
-            </w:r>
-            <w:r>
-              <w:t>ứ</w:t>
-            </w:r>
-            <w:r>
-              <w:t>ng MOO trên dây neo phao)</w:t>
+            <w:r>
+              <w:t>CĐ2-CĐ3 lõi</w:t>
             </w:r>
           </w:p>
         </w:tc>
@@ -13625,17 +13346,8 @@
             <w:tcW w:w="1131" w:type="dxa"/>
           </w:tcPr>
           <w:p>
-            <w:pPr>
-              <w:pStyle w:val="Compact"/>
-            </w:pPr>
-            <w:r>
-              <w:t>Th</w:t>
-            </w:r>
-            <w:r>
-              <w:t>ấ</w:t>
-            </w:r>
-            <w:r>
-              <w:t>p</w:t>
+            <w:r>
+              <w:t>BD/MD/MJP</w:t>
             </w:r>
           </w:p>
         </w:tc>
@@ -13646,11 +13358,8 @@
             <w:tcW w:w="1131" w:type="dxa"/>
           </w:tcPr>
           <w:p>
-            <w:pPr>
-              <w:pStyle w:val="Compact"/>
-            </w:pPr>
-            <w:r>
-              <w:t>2</w:t>
+            <w:r>
+              <w:t>3</w:t>
             </w:r>
           </w:p>
         </w:tc>
@@ -13659,26 +13368,8 @@
             <w:tcW w:w="1131" w:type="dxa"/>
           </w:tcPr>
           <w:p>
-            <w:pPr>
-              <w:pStyle w:val="Compact"/>
-            </w:pPr>
-            <w:r>
-              <w:rPr>
-                <w:i/>
-                <w:iCs/>
-              </w:rPr>
-              <w:t xml:space="preserve">On Optimization of Gravity Retaining Wall Considering the Dimension of the </w:t>
-            </w:r>
-            <w:r>
-              <w:rPr>
-                <w:i/>
-                <w:iCs/>
-              </w:rPr>
-              <w:lastRenderedPageBreak/>
-              <w:t>Stone Base</w:t>
-            </w:r>
-            <w:r>
-              <w:t>, VSOE 2024, LNCE 590, Springer Singapore (2025)</w:t>
+            <w:r>
+              <w:t>Tường chắn sau cầu tàu: SFOA</w:t>
             </w:r>
           </w:p>
         </w:tc>
@@ -13687,36 +13378,8 @@
             <w:tcW w:w="1131" w:type="dxa"/>
           </w:tcPr>
           <w:p>
-            <w:pPr>
-              <w:pStyle w:val="Compact"/>
-            </w:pPr>
-            <w:r>
-              <w:lastRenderedPageBreak/>
-              <w:t>Track B — Scopus (k</w:t>
-            </w:r>
-            <w:r>
-              <w:t>ỷ</w:t>
-            </w:r>
-            <w:r>
-              <w:t xml:space="preserve"> y</w:t>
-            </w:r>
-            <w:r>
-              <w:t>ế</w:t>
-            </w:r>
-            <w:r>
-              <w:t>u HN qu</w:t>
-            </w:r>
-            <w:r>
-              <w:t>ố</w:t>
-            </w:r>
-            <w:r>
-              <w:t>c t</w:t>
-            </w:r>
-            <w:r>
-              <w:t>ế</w:t>
-            </w:r>
-            <w:r>
-              <w:t>, LNCE)</w:t>
+            <w:r>
+              <w:t>Bổ trợ</w:t>
             </w:r>
           </w:p>
         </w:tc>
@@ -13725,73 +13388,8 @@
             <w:tcW w:w="1131" w:type="dxa"/>
           </w:tcPr>
           <w:p>
-            <w:pPr>
-              <w:pStyle w:val="Compact"/>
-            </w:pPr>
-            <w:r>
-              <w:rPr>
-                <w:b/>
-                <w:bCs/>
-              </w:rPr>
-              <w:t>Tác gi</w:t>
-            </w:r>
-            <w:r>
-              <w:rPr>
-                <w:b/>
-                <w:bCs/>
-              </w:rPr>
-              <w:t>ả</w:t>
-            </w:r>
-            <w:r>
-              <w:rPr>
-                <w:b/>
-                <w:bCs/>
-              </w:rPr>
-              <w:t xml:space="preserve"> th</w:t>
-            </w:r>
-            <w:r>
-              <w:rPr>
-                <w:b/>
-                <w:bCs/>
-              </w:rPr>
-              <w:t>ứ</w:t>
-            </w:r>
-            <w:r>
-              <w:rPr>
-                <w:b/>
-                <w:bCs/>
-              </w:rPr>
-              <w:t xml:space="preserve"> hai</w:t>
-            </w:r>
-            <w:r>
-              <w:t xml:space="preserve"> (Quoc H</w:t>
-            </w:r>
-            <w:r>
-              <w:t>oan Pham là tác gi</w:t>
-            </w:r>
-            <w:r>
-              <w:t>ả</w:t>
-            </w:r>
-            <w:r>
-              <w:t xml:space="preserve"> th</w:t>
-            </w:r>
-            <w:r>
-              <w:t>ứ</w:t>
-            </w:r>
-            <w:r>
-              <w:t xml:space="preserve"> nh</w:t>
-            </w:r>
-            <w:r>
-              <w:t>ấ</w:t>
-            </w:r>
-            <w:r>
-              <w:t>t/liên h</w:t>
-            </w:r>
-            <w:r>
-              <w:t>ệ</w:t>
-            </w:r>
-            <w:r>
-              <w:t>)</w:t>
+            <w:r>
+              <w:t>Tiền đề SFOA</w:t>
             </w:r>
           </w:p>
         </w:tc>
@@ -13800,11 +13398,8 @@
             <w:tcW w:w="1131" w:type="dxa"/>
           </w:tcPr>
           <w:p>
-            <w:pPr>
-              <w:pStyle w:val="Compact"/>
-            </w:pPr>
-            <w:r>
-              <w:t>Đã đăng</w:t>
+            <w:r>
+              <w:t>§2.9, §3.8</w:t>
             </w:r>
           </w:p>
         </w:tc>
@@ -13813,59 +13408,8 @@
             <w:tcW w:w="1131" w:type="dxa"/>
           </w:tcPr>
           <w:p>
-            <w:pPr>
-              <w:pStyle w:val="Compact"/>
-            </w:pPr>
-            <w:r>
-              <w:t>T</w:t>
-            </w:r>
-            <w:r>
-              <w:t>ổ</w:t>
-            </w:r>
-            <w:r>
-              <w:t>ng quan (kh</w:t>
-            </w:r>
-            <w:r>
-              <w:t>ả</w:t>
-            </w:r>
-            <w:r>
-              <w:t xml:space="preserve"> năng ti</w:t>
-            </w:r>
-            <w:r>
-              <w:t>ế</w:t>
-            </w:r>
-            <w:r>
-              <w:t>p c</w:t>
-            </w:r>
-            <w:r>
-              <w:t>ậ</w:t>
-            </w:r>
-            <w:r>
-              <w:t>n) + CĐ1 §2.9 (đ</w:t>
-            </w:r>
-            <w:r>
-              <w:t>ố</w:t>
-            </w:r>
-            <w:r>
-              <w:t>i ch</w:t>
-            </w:r>
-            <w:r>
-              <w:t>ứ</w:t>
-            </w:r>
-            <w:r>
-              <w:t>ng SOO trên tư</w:t>
-            </w:r>
-            <w:r>
-              <w:t>ờ</w:t>
-            </w:r>
-            <w:r>
-              <w:t>ng ch</w:t>
-            </w:r>
-            <w:r>
-              <w:t>ắ</w:t>
-            </w:r>
-            <w:r>
-              <w:t>n)</w:t>
+            <w:r>
+              <w:t>§3.9</w:t>
             </w:r>
           </w:p>
         </w:tc>
@@ -13874,57 +13418,8 @@
             <w:tcW w:w="1131" w:type="dxa"/>
           </w:tcPr>
           <w:p>
-            <w:pPr>
-              <w:pStyle w:val="Compact"/>
-            </w:pPr>
-            <w:r>
-              <w:rPr>
-                <w:b/>
-                <w:bCs/>
-              </w:rPr>
-              <w:t>Trung bình</w:t>
-            </w:r>
-            <w:r>
-              <w:t xml:space="preserve"> </w:t>
-            </w:r>
-            <w:r>
-              <w:t>— không ph</w:t>
-            </w:r>
-            <w:r>
-              <w:t>ả</w:t>
-            </w:r>
-            <w:r>
-              <w:t>i tác gi</w:t>
-            </w:r>
-            <w:r>
-              <w:t>ả</w:t>
-            </w:r>
-            <w:r>
-              <w:t xml:space="preserve"> chính, c</w:t>
-            </w:r>
-            <w:r>
-              <w:t>ầ</w:t>
-            </w:r>
-            <w:r>
-              <w:t>n xác nh</w:t>
-            </w:r>
-            <w:r>
-              <w:t>ậ</w:t>
-            </w:r>
-            <w:r>
-              <w:t>n có đư</w:t>
-            </w:r>
-            <w:r>
-              <w:t>ợ</w:t>
-            </w:r>
-            <w:r>
-              <w:t>c tính vào Đi</w:t>
-            </w:r>
-            <w:r>
-              <w:t>ề</w:t>
-            </w:r>
-            <w:r>
-              <w:t>u 17</w:t>
+            <w:r>
+              <w:t>SOO</w:t>
             </w:r>
           </w:p>
         </w:tc>
@@ -13935,11 +13430,8 @@
             <w:tcW w:w="1131" w:type="dxa"/>
           </w:tcPr>
           <w:p>
-            <w:pPr>
-              <w:pStyle w:val="Compact"/>
-            </w:pPr>
-            <w:r>
-              <w:t>3</w:t>
+            <w:r>
+              <w:t>4</w:t>
             </w:r>
           </w:p>
         </w:tc>
@@ -13948,115 +13440,8 @@
             <w:tcW w:w="1131" w:type="dxa"/>
           </w:tcPr>
           <w:p>
-            <w:pPr>
-              <w:pStyle w:val="Compact"/>
-            </w:pPr>
-            <w:r>
-              <w:rPr>
-                <w:i/>
-                <w:iCs/>
-              </w:rPr>
-              <w:t>(D</w:t>
-            </w:r>
-            <w:r>
-              <w:rPr>
-                <w:i/>
-                <w:iCs/>
-              </w:rPr>
-              <w:t>ự</w:t>
-            </w:r>
-            <w:r>
-              <w:rPr>
-                <w:i/>
-                <w:iCs/>
-              </w:rPr>
-              <w:t xml:space="preserve"> ki</w:t>
-            </w:r>
-            <w:r>
-              <w:rPr>
-                <w:i/>
-                <w:iCs/>
-              </w:rPr>
-              <w:t>ế</w:t>
-            </w:r>
-            <w:r>
-              <w:rPr>
-                <w:i/>
-                <w:iCs/>
-              </w:rPr>
-              <w:t>n)</w:t>
-            </w:r>
-            <w:r>
-              <w:t xml:space="preserve"> T</w:t>
-            </w:r>
-            <w:r>
-              <w:t>ạ</w:t>
-            </w:r>
-            <w:r>
-              <w:t>p chí Xây d</w:t>
-            </w:r>
-            <w:r>
-              <w:t>ự</w:t>
-            </w:r>
-            <w:r>
-              <w:t xml:space="preserve">ng — </w:t>
-            </w:r>
-            <w:r>
-              <w:t>“Nghiên c</w:t>
-            </w:r>
-            <w:r>
-              <w:t>ứ</w:t>
-            </w:r>
-            <w:r>
-              <w:t xml:space="preserve">u </w:t>
-            </w:r>
-            <w:r>
-              <w:t>ứ</w:t>
-            </w:r>
-            <w:r>
-              <w:t>ng d</w:t>
-            </w:r>
-            <w:r>
-              <w:t>ụ</w:t>
-            </w:r>
-            <w:r>
-              <w:t>ng thu</w:t>
-            </w:r>
-            <w:r>
-              <w:t>ậ</w:t>
-            </w:r>
-            <w:r>
-              <w:t>t toán SFOA cho t</w:t>
-            </w:r>
-            <w:r>
-              <w:t>ố</w:t>
-            </w:r>
-            <w:r>
-              <w:t>i ưu đơn m</w:t>
-            </w:r>
-            <w:r>
-              <w:t>ụ</w:t>
-            </w:r>
-            <w:r>
-              <w:t>c tiêu k</w:t>
-            </w:r>
-            <w:r>
-              <w:t>ế</w:t>
-            </w:r>
-            <w:r>
-              <w:t>t c</w:t>
-            </w:r>
-            <w:r>
-              <w:t>ấ</w:t>
-            </w:r>
-            <w:r>
-              <w:t>u công trình bi</w:t>
-            </w:r>
-            <w:r>
-              <w:t>ể</w:t>
-            </w:r>
-            <w:r>
-              <w:t>n”</w:t>
+            <w:r>
+              <w:t>I-section steel frames TCVN 5575:2024</w:t>
             </w:r>
           </w:p>
         </w:tc>
@@ -14065,23 +13450,8 @@
             <w:tcW w:w="1131" w:type="dxa"/>
           </w:tcPr>
           <w:p>
-            <w:pPr>
-              <w:pStyle w:val="Compact"/>
-            </w:pPr>
-            <w:r>
-              <w:t>Track B — t</w:t>
-            </w:r>
-            <w:r>
-              <w:t>ạ</w:t>
-            </w:r>
-            <w:r>
-              <w:t>p chí trong nư</w:t>
-            </w:r>
-            <w:r>
-              <w:t>ớ</w:t>
-            </w:r>
-            <w:r>
-              <w:t>c</w:t>
+            <w:r>
+              <w:t>Bổ trợ</w:t>
             </w:r>
           </w:p>
         </w:tc>
@@ -14090,66 +13460,8 @@
             <w:tcW w:w="1131" w:type="dxa"/>
           </w:tcPr>
           <w:p>
-            <w:pPr>
-              <w:pStyle w:val="Compact"/>
-            </w:pPr>
-            <w:r>
-              <w:rPr>
-                <w:b/>
-                <w:bCs/>
-              </w:rPr>
-              <w:t>Tác gi</w:t>
-            </w:r>
-            <w:r>
-              <w:rPr>
-                <w:b/>
-                <w:bCs/>
-              </w:rPr>
-              <w:t>ả</w:t>
-            </w:r>
-            <w:r>
-              <w:rPr>
-                <w:b/>
-                <w:bCs/>
-              </w:rPr>
-              <w:t xml:space="preserve"> th</w:t>
-            </w:r>
-            <w:r>
-              <w:rPr>
-                <w:b/>
-                <w:bCs/>
-              </w:rPr>
-              <w:t>ứ</w:t>
-            </w:r>
-            <w:r>
-              <w:rPr>
-                <w:b/>
-                <w:bCs/>
-              </w:rPr>
-              <w:t xml:space="preserve"> nh</w:t>
-            </w:r>
-            <w:r>
-              <w:rPr>
-                <w:b/>
-                <w:bCs/>
-              </w:rPr>
-              <w:t>ấ</w:t>
-            </w:r>
-            <w:r>
-              <w:rPr>
-                <w:b/>
-                <w:bCs/>
-              </w:rPr>
-              <w:t>t</w:t>
-            </w:r>
-            <w:r>
-              <w:t xml:space="preserve"> (đã xác nh</w:t>
-            </w:r>
-            <w:r>
-              <w:t>ậ</w:t>
-            </w:r>
-            <w:r>
-              <w:t>n)</w:t>
+            <w:r>
+              <w:t>Mở rộng code-based</w:t>
             </w:r>
           </w:p>
         </w:tc>
@@ -14158,23 +13470,8 @@
             <w:tcW w:w="1131" w:type="dxa"/>
           </w:tcPr>
           <w:p>
-            <w:pPr>
-              <w:pStyle w:val="Compact"/>
-            </w:pPr>
-            <w:r>
-              <w:t>D</w:t>
-            </w:r>
-            <w:r>
-              <w:t>ự</w:t>
-            </w:r>
-            <w:r>
-              <w:t xml:space="preserve"> ki</w:t>
-            </w:r>
-            <w:r>
-              <w:t>ế</w:t>
-            </w:r>
-            <w:r>
-              <w:t>n</w:t>
+            <w:r>
+              <w:t>§2.9</w:t>
             </w:r>
           </w:p>
         </w:tc>
@@ -14183,142 +13480,8 @@
             <w:tcW w:w="1131" w:type="dxa"/>
           </w:tcPr>
           <w:p>
-            <w:pPr>
-              <w:pStyle w:val="Compact"/>
-            </w:pPr>
-            <w:r>
-              <w:t>T</w:t>
-            </w:r>
-            <w:r>
-              <w:t>ổ</w:t>
-            </w:r>
-            <w:r>
-              <w:t>ng quan (kh</w:t>
-            </w:r>
-            <w:r>
-              <w:t>ả</w:t>
-            </w:r>
-            <w:r>
-              <w:t xml:space="preserve"> năng ti</w:t>
-            </w:r>
-            <w:r>
-              <w:t>ế</w:t>
-            </w:r>
-            <w:r>
-              <w:t>p c</w:t>
-            </w:r>
-            <w:r>
-              <w:t>ậ</w:t>
-            </w:r>
-            <w:r>
-              <w:t xml:space="preserve">n) + </w:t>
-            </w:r>
-            <w:r>
-              <w:rPr>
-                <w:b/>
-                <w:bCs/>
-              </w:rPr>
-              <w:t>CĐ1 §3.8 “Đ</w:t>
-            </w:r>
-            <w:r>
-              <w:rPr>
-                <w:b/>
-                <w:bCs/>
-              </w:rPr>
-              <w:t>ị</w:t>
-            </w:r>
-            <w:r>
-              <w:rPr>
-                <w:b/>
-                <w:bCs/>
-              </w:rPr>
-              <w:t>nh hư</w:t>
-            </w:r>
-            <w:r>
-              <w:rPr>
-                <w:b/>
-                <w:bCs/>
-              </w:rPr>
-              <w:t>ớ</w:t>
-            </w:r>
-            <w:r>
-              <w:rPr>
-                <w:b/>
-                <w:bCs/>
-              </w:rPr>
-              <w:t>ng MOSFOA”</w:t>
-            </w:r>
-            <w:r>
-              <w:t xml:space="preserve"> (b</w:t>
-            </w:r>
-            <w:r>
-              <w:t>ằ</w:t>
-            </w:r>
-            <w:r>
-              <w:t>ng ch</w:t>
-            </w:r>
-            <w:r>
-              <w:t>ứ</w:t>
-            </w:r>
-            <w:r>
-              <w:t>ng th</w:t>
-            </w:r>
-            <w:r>
-              <w:t>ự</w:t>
-            </w:r>
-            <w:r>
-              <w:t>c nghi</w:t>
-            </w:r>
-            <w:r>
-              <w:t>ệ</w:t>
-            </w:r>
-            <w:r>
-              <w:t>m SOO tr</w:t>
-            </w:r>
-            <w:r>
-              <w:t>ự</w:t>
-            </w:r>
-            <w:r>
-              <w:t>c ti</w:t>
-            </w:r>
-            <w:r>
-              <w:t>ế</w:t>
-            </w:r>
-            <w:r>
-              <w:t>p cho</w:t>
-            </w:r>
-            <w:r>
-              <w:t xml:space="preserve"> lu</w:t>
-            </w:r>
-            <w:r>
-              <w:t>ậ</w:t>
-            </w:r>
-            <w:r>
-              <w:t>n đi</w:t>
-            </w:r>
-            <w:r>
-              <w:t>ể</w:t>
-            </w:r>
-            <w:r>
-              <w:t>m ch</w:t>
-            </w:r>
-            <w:r>
-              <w:t>ọ</w:t>
-            </w:r>
-            <w:r>
-              <w:t>n SFOA làm n</w:t>
-            </w:r>
-            <w:r>
-              <w:t>ề</w:t>
-            </w:r>
-            <w:r>
-              <w:t>n t</w:t>
-            </w:r>
-            <w:r>
-              <w:t>ả</w:t>
-            </w:r>
-            <w:r>
-              <w:t>ng)</w:t>
+            <w:r>
+              <w:t>§3.9</w:t>
             </w:r>
           </w:p>
         </w:tc>
@@ -14327,83 +13490,8 @@
             <w:tcW w:w="1131" w:type="dxa"/>
           </w:tcPr>
           <w:p>
-            <w:pPr>
-              <w:pStyle w:val="Compact"/>
-            </w:pPr>
-            <w:r>
-              <w:t>Th</w:t>
-            </w:r>
-            <w:r>
-              <w:t>ấ</w:t>
-            </w:r>
-            <w:r>
-              <w:t xml:space="preserve">p, nhưng </w:t>
-            </w:r>
-            <w:r>
-              <w:rPr>
-                <w:b/>
-                <w:bCs/>
-              </w:rPr>
-              <w:t>cơ h</w:t>
-            </w:r>
-            <w:r>
-              <w:rPr>
-                <w:b/>
-                <w:bCs/>
-              </w:rPr>
-              <w:t>ộ</w:t>
-            </w:r>
-            <w:r>
-              <w:rPr>
-                <w:b/>
-                <w:bCs/>
-              </w:rPr>
-              <w:t>i cao</w:t>
-            </w:r>
-            <w:r>
-              <w:t xml:space="preserve"> — nên khai thác m</w:t>
-            </w:r>
-            <w:r>
-              <w:t>ạ</w:t>
-            </w:r>
-            <w:r>
-              <w:t xml:space="preserve">nh </w:t>
-            </w:r>
-            <w:r>
-              <w:t>ở</w:t>
-            </w:r>
-            <w:r>
-              <w:t xml:space="preserve"> CĐ1 vì đây là ti</w:t>
-            </w:r>
-            <w:r>
-              <w:t>ề</w:t>
-            </w:r>
-            <w:r>
-              <w:t>n đ</w:t>
-            </w:r>
-            <w:r>
-              <w:t>ề</w:t>
-            </w:r>
-            <w:r>
-              <w:t xml:space="preserve"> tr</w:t>
-            </w:r>
-            <w:r>
-              <w:t>ự</w:t>
-            </w:r>
-            <w:r>
-              <w:t>c ti</w:t>
-            </w:r>
-            <w:r>
-              <w:t>ế</w:t>
-            </w:r>
-            <w:r>
-              <w:t>p nh</w:t>
-            </w:r>
-            <w:r>
-              <w:t>ấ</w:t>
-            </w:r>
-            <w:r>
-              <w:t>t cho SFOA</w:t>
+            <w:r>
+              <w:t>Hệ thép</w:t>
             </w:r>
           </w:p>
         </w:tc>
@@ -14414,11 +13502,8 @@
             <w:tcW w:w="1131" w:type="dxa"/>
           </w:tcPr>
           <w:p>
-            <w:pPr>
-              <w:pStyle w:val="Compact"/>
-            </w:pPr>
-            <w:r>
-              <w:t>4</w:t>
+            <w:r>
+              <w:t>5</w:t>
             </w:r>
           </w:p>
         </w:tc>
@@ -14427,246 +13512,8 @@
             <w:tcW w:w="1131" w:type="dxa"/>
           </w:tcPr>
           <w:p>
-            <w:pPr>
-              <w:pStyle w:val="Compact"/>
-            </w:pPr>
-            <w:r>
-              <w:rPr>
-                <w:i/>
-                <w:iCs/>
-              </w:rPr>
-              <w:t>(D</w:t>
-            </w:r>
-            <w:r>
-              <w:rPr>
-                <w:i/>
-                <w:iCs/>
-              </w:rPr>
-              <w:t>ự</w:t>
-            </w:r>
-            <w:r>
-              <w:rPr>
-                <w:i/>
-                <w:iCs/>
-              </w:rPr>
-              <w:t xml:space="preserve"> ki</w:t>
-            </w:r>
-            <w:r>
-              <w:rPr>
-                <w:i/>
-                <w:iCs/>
-              </w:rPr>
-              <w:t>ế</w:t>
-            </w:r>
-            <w:r>
-              <w:rPr>
-                <w:i/>
-                <w:iCs/>
-              </w:rPr>
-              <w:t>n)</w:t>
-            </w:r>
-            <w:r>
-              <w:t xml:space="preserve"> T</w:t>
-            </w:r>
-            <w:r>
-              <w:t>ạ</w:t>
-            </w:r>
-            <w:r>
-              <w:t>p chí Khoa h</w:t>
-            </w:r>
-            <w:r>
-              <w:t>ọ</w:t>
-            </w:r>
-            <w:r>
-              <w:t>c Công ngh</w:t>
-            </w:r>
-            <w:r>
-              <w:t>ệ</w:t>
-            </w:r>
-            <w:r>
-              <w:t xml:space="preserve"> Hàng h</w:t>
-            </w:r>
-            <w:r>
-              <w:t>ả</w:t>
-            </w:r>
-            <w:r>
-              <w:t>i (JMST) — “Nghiên c</w:t>
-            </w:r>
-            <w:r>
-              <w:t>ứ</w:t>
-            </w:r>
-            <w:r>
-              <w:t xml:space="preserve">u </w:t>
-            </w:r>
-            <w:r>
-              <w:t>ứ</w:t>
-            </w:r>
-            <w:r>
-              <w:t>ng d</w:t>
-            </w:r>
-            <w:r>
-              <w:t>ụ</w:t>
-            </w:r>
-            <w:r>
-              <w:t>ng thu</w:t>
-            </w:r>
-            <w:r>
-              <w:t>ậ</w:t>
-            </w:r>
-            <w:r>
-              <w:t>t toán MOSFOA cho t</w:t>
-            </w:r>
-            <w:r>
-              <w:t>ố</w:t>
-            </w:r>
-            <w:r>
-              <w:t>i ưu đa m</w:t>
-            </w:r>
-            <w:r>
-              <w:t>ụ</w:t>
-            </w:r>
-            <w:r>
-              <w:t>c tiêu k</w:t>
-            </w:r>
-            <w:r>
-              <w:t>ế</w:t>
-            </w:r>
-            <w:r>
-              <w:t>t c</w:t>
-            </w:r>
-            <w:r>
-              <w:t>ấ</w:t>
-            </w:r>
-            <w:r>
-              <w:t>u c</w:t>
-            </w:r>
-            <w:r>
-              <w:t>ông trình b</w:t>
-            </w:r>
-            <w:r>
-              <w:t>ế</w:t>
-            </w:r>
-            <w:r>
-              <w:t>n c</w:t>
-            </w:r>
-            <w:r>
-              <w:t>ả</w:t>
-            </w:r>
-            <w:r>
-              <w:t xml:space="preserve">ng” — </w:t>
-            </w:r>
-            <w:r>
-              <w:rPr>
-                <w:b/>
-                <w:bCs/>
-              </w:rPr>
-              <w:t xml:space="preserve">dùng cho công </w:t>
-            </w:r>
-            <w:r>
-              <w:rPr>
-                <w:b/>
-                <w:bCs/>
-              </w:rPr>
-              <w:lastRenderedPageBreak/>
-              <w:t>trình b</w:t>
-            </w:r>
-            <w:r>
-              <w:rPr>
-                <w:b/>
-                <w:bCs/>
-              </w:rPr>
-              <w:t>ế</w:t>
-            </w:r>
-            <w:r>
-              <w:rPr>
-                <w:b/>
-                <w:bCs/>
-              </w:rPr>
-              <w:t>n b</w:t>
-            </w:r>
-            <w:r>
-              <w:rPr>
-                <w:b/>
-                <w:bCs/>
-              </w:rPr>
-              <w:t>ệ</w:t>
-            </w:r>
-            <w:r>
-              <w:rPr>
-                <w:b/>
-                <w:bCs/>
-              </w:rPr>
-              <w:t xml:space="preserve"> c</w:t>
-            </w:r>
-            <w:r>
-              <w:rPr>
-                <w:b/>
-                <w:bCs/>
-              </w:rPr>
-              <w:t>ọ</w:t>
-            </w:r>
-            <w:r>
-              <w:rPr>
-                <w:b/>
-                <w:bCs/>
-              </w:rPr>
-              <w:t xml:space="preserve">c cao </w:t>
-            </w:r>
-            <w:r>
-              <w:rPr>
-                <w:b/>
-                <w:bCs/>
-              </w:rPr>
-              <w:t>ở</w:t>
-            </w:r>
-            <w:r>
-              <w:rPr>
-                <w:b/>
-                <w:bCs/>
-              </w:rPr>
-              <w:t xml:space="preserve"> m</w:t>
-            </w:r>
-            <w:r>
-              <w:rPr>
-                <w:b/>
-                <w:bCs/>
-              </w:rPr>
-              <w:t>ộ</w:t>
-            </w:r>
-            <w:r>
-              <w:rPr>
-                <w:b/>
-                <w:bCs/>
-              </w:rPr>
-              <w:t>t d</w:t>
-            </w:r>
-            <w:r>
-              <w:rPr>
-                <w:b/>
-                <w:bCs/>
-              </w:rPr>
-              <w:t>ự</w:t>
-            </w:r>
-            <w:r>
-              <w:rPr>
-                <w:b/>
-                <w:bCs/>
-              </w:rPr>
-              <w:t xml:space="preserve"> án khác H</w:t>
-            </w:r>
-            <w:r>
-              <w:rPr>
-                <w:b/>
-                <w:bCs/>
-              </w:rPr>
-              <w:t>ả</w:t>
-            </w:r>
-            <w:r>
-              <w:rPr>
-                <w:b/>
-                <w:bCs/>
-              </w:rPr>
-              <w:t>i Linh</w:t>
+            <w:r>
+              <w:t>Hệ cọc cầu tàu container 100.000 DWT</w:t>
             </w:r>
           </w:p>
         </w:tc>
@@ -14675,24 +13522,8 @@
             <w:tcW w:w="1131" w:type="dxa"/>
           </w:tcPr>
           <w:p>
-            <w:pPr>
-              <w:pStyle w:val="Compact"/>
-            </w:pPr>
-            <w:r>
-              <w:lastRenderedPageBreak/>
-              <w:t>Track B — t</w:t>
-            </w:r>
-            <w:r>
-              <w:t>ạ</w:t>
-            </w:r>
-            <w:r>
-              <w:t>p chí trong nư</w:t>
-            </w:r>
-            <w:r>
-              <w:t>ớ</w:t>
-            </w:r>
-            <w:r>
-              <w:t>c</w:t>
+            <w:r>
+              <w:t>Ứng dụng</w:t>
             </w:r>
           </w:p>
         </w:tc>
@@ -14701,66 +13532,8 @@
             <w:tcW w:w="1131" w:type="dxa"/>
           </w:tcPr>
           <w:p>
-            <w:pPr>
-              <w:pStyle w:val="Compact"/>
-            </w:pPr>
-            <w:r>
-              <w:rPr>
-                <w:b/>
-                <w:bCs/>
-              </w:rPr>
-              <w:t>Tác gi</w:t>
-            </w:r>
-            <w:r>
-              <w:rPr>
-                <w:b/>
-                <w:bCs/>
-              </w:rPr>
-              <w:t>ả</w:t>
-            </w:r>
-            <w:r>
-              <w:rPr>
-                <w:b/>
-                <w:bCs/>
-              </w:rPr>
-              <w:t xml:space="preserve"> th</w:t>
-            </w:r>
-            <w:r>
-              <w:rPr>
-                <w:b/>
-                <w:bCs/>
-              </w:rPr>
-              <w:t>ứ</w:t>
-            </w:r>
-            <w:r>
-              <w:rPr>
-                <w:b/>
-                <w:bCs/>
-              </w:rPr>
-              <w:t xml:space="preserve"> nh</w:t>
-            </w:r>
-            <w:r>
-              <w:rPr>
-                <w:b/>
-                <w:bCs/>
-              </w:rPr>
-              <w:t>ấ</w:t>
-            </w:r>
-            <w:r>
-              <w:rPr>
-                <w:b/>
-                <w:bCs/>
-              </w:rPr>
-              <w:t>t</w:t>
-            </w:r>
-            <w:r>
-              <w:t xml:space="preserve"> (đã xác nh</w:t>
-            </w:r>
-            <w:r>
-              <w:t>ậ</w:t>
-            </w:r>
-            <w:r>
-              <w:t>n)</w:t>
+            <w:r>
+              <w:t>Nêu ngắn gọn</w:t>
             </w:r>
           </w:p>
         </w:tc>
@@ -14769,23 +13542,8 @@
             <w:tcW w:w="1131" w:type="dxa"/>
           </w:tcPr>
           <w:p>
-            <w:pPr>
-              <w:pStyle w:val="Compact"/>
-            </w:pPr>
-            <w:r>
-              <w:t>D</w:t>
-            </w:r>
-            <w:r>
-              <w:t>ự</w:t>
-            </w:r>
-            <w:r>
-              <w:t xml:space="preserve"> ki</w:t>
-            </w:r>
-            <w:r>
-              <w:t>ế</w:t>
-            </w:r>
-            <w:r>
-              <w:t>n</w:t>
+            <w:r>
+              <w:t>Tham chiếu</w:t>
             </w:r>
           </w:p>
         </w:tc>
@@ -14794,124 +13552,8 @@
             <w:tcW w:w="1131" w:type="dxa"/>
           </w:tcPr>
           <w:p>
-            <w:pPr>
-              <w:pStyle w:val="Compact"/>
-            </w:pPr>
-            <w:r>
-              <w:t>CĐ1 §2.9 (đ</w:t>
-            </w:r>
-            <w:r>
-              <w:t>ố</w:t>
-            </w:r>
-            <w:r>
-              <w:t>i ch</w:t>
-            </w:r>
-            <w:r>
-              <w:t>ứ</w:t>
-            </w:r>
-            <w:r>
-              <w:t xml:space="preserve">ng) + </w:t>
-            </w:r>
-            <w:r>
-              <w:rPr>
-                <w:b/>
-                <w:bCs/>
-              </w:rPr>
-              <w:t>CĐ3 §3.9.x nâng c</w:t>
-            </w:r>
-            <w:r>
-              <w:rPr>
-                <w:b/>
-                <w:bCs/>
-              </w:rPr>
-              <w:t>ấ</w:t>
-            </w:r>
-            <w:r>
-              <w:rPr>
-                <w:b/>
-                <w:bCs/>
-              </w:rPr>
-              <w:t>p thành b</w:t>
-            </w:r>
-            <w:r>
-              <w:rPr>
-                <w:b/>
-                <w:bCs/>
-              </w:rPr>
-              <w:t>ằ</w:t>
-            </w:r>
-            <w:r>
-              <w:rPr>
-                <w:b/>
-                <w:bCs/>
-              </w:rPr>
-              <w:t>ng ch</w:t>
-            </w:r>
-            <w:r>
-              <w:rPr>
-                <w:b/>
-                <w:bCs/>
-              </w:rPr>
-              <w:t>ứ</w:t>
-            </w:r>
-            <w:r>
-              <w:rPr>
-                <w:b/>
-                <w:bCs/>
-              </w:rPr>
-              <w:t>ng t</w:t>
-            </w:r>
-            <w:r>
-              <w:rPr>
-                <w:b/>
-                <w:bCs/>
-              </w:rPr>
-              <w:t>ổ</w:t>
-            </w:r>
-            <w:r>
-              <w:rPr>
-                <w:b/>
-                <w:bCs/>
-              </w:rPr>
-              <w:t>ng quát hóa chính th</w:t>
-            </w:r>
-            <w:r>
-              <w:rPr>
-                <w:b/>
-                <w:bCs/>
-              </w:rPr>
-              <w:t>ứ</w:t>
-            </w:r>
-            <w:r>
-              <w:rPr>
-                <w:b/>
-                <w:bCs/>
-              </w:rPr>
-              <w:t>c</w:t>
-            </w:r>
-            <w:r>
-              <w:t xml:space="preserve"> (d</w:t>
-            </w:r>
-            <w:r>
-              <w:t>ự</w:t>
-            </w:r>
-            <w:r>
-              <w:t xml:space="preserve"> án đ</w:t>
-            </w:r>
-            <w:r>
-              <w:t>ộ</w:t>
-            </w:r>
-            <w:r>
-              <w:t>c l</w:t>
-            </w:r>
-            <w:r>
-              <w:t>ậ</w:t>
-            </w:r>
-            <w:r>
-              <w:t>p, khôn</w:t>
-            </w:r>
-            <w:r>
-              <w:t>g trùng BD/MD/MJP)</w:t>
+            <w:r>
+              <w:t>§3.3.x</w:t>
             </w:r>
           </w:p>
         </w:tc>
@@ -14920,74 +13562,8 @@
             <w:tcW w:w="1131" w:type="dxa"/>
           </w:tcPr>
           <w:p>
-            <w:pPr>
-              <w:pStyle w:val="Compact"/>
-            </w:pPr>
-            <w:r>
-              <w:rPr>
-                <w:b/>
-                <w:bCs/>
-              </w:rPr>
-              <w:t>Đã đóng, th</w:t>
-            </w:r>
-            <w:r>
-              <w:rPr>
-                <w:b/>
-                <w:bCs/>
-              </w:rPr>
-              <w:t>ấ</w:t>
-            </w:r>
-            <w:r>
-              <w:rPr>
-                <w:b/>
-                <w:bCs/>
-              </w:rPr>
-              <w:t>p</w:t>
-            </w:r>
-            <w:r>
-              <w:t xml:space="preserve"> — case study khác d</w:t>
-            </w:r>
-            <w:r>
-              <w:t>ự</w:t>
-            </w:r>
-            <w:r>
-              <w:t xml:space="preserve"> án H</w:t>
-            </w:r>
-            <w:r>
-              <w:t>ả</w:t>
-            </w:r>
-            <w:r>
-              <w:t>i Linh nên không còn r</w:t>
-            </w:r>
-            <w:r>
-              <w:t>ủ</w:t>
-            </w:r>
-            <w:r>
-              <w:t>i ro trùng l</w:t>
-            </w:r>
-            <w:r>
-              <w:t>ặ</w:t>
-            </w:r>
-            <w:r>
-              <w:t>p n</w:t>
-            </w:r>
-            <w:r>
-              <w:t>ộ</w:t>
-            </w:r>
-            <w:r>
-              <w:t>i dung; xem c</w:t>
-            </w:r>
-            <w:r>
-              <w:t>ả</w:t>
-            </w:r>
-            <w:r>
-              <w:t>nh báo (i) đã đóng dư</w:t>
-            </w:r>
-            <w:r>
-              <w:t>ớ</w:t>
-            </w:r>
-            <w:r>
-              <w:t>i</w:t>
+            <w:r>
+              <w:t>MOFDA-MOSFOA</w:t>
             </w:r>
           </w:p>
         </w:tc>
@@ -14998,11 +13574,8 @@
             <w:tcW w:w="1131" w:type="dxa"/>
           </w:tcPr>
           <w:p>
-            <w:pPr>
-              <w:pStyle w:val="Compact"/>
-            </w:pPr>
-            <w:r>
-              <w:t>5</w:t>
+            <w:r>
+              <w:t>6</w:t>
             </w:r>
           </w:p>
         </w:tc>
@@ -15011,73 +13584,8 @@
             <w:tcW w:w="1131" w:type="dxa"/>
           </w:tcPr>
           <w:p>
-            <w:pPr>
-              <w:pStyle w:val="Compact"/>
-            </w:pPr>
-            <w:r>
-              <w:rPr>
-                <w:i/>
-                <w:iCs/>
-              </w:rPr>
-              <w:t>(D</w:t>
-            </w:r>
-            <w:r>
-              <w:rPr>
-                <w:i/>
-                <w:iCs/>
-              </w:rPr>
-              <w:t>ự</w:t>
-            </w:r>
-            <w:r>
-              <w:rPr>
-                <w:i/>
-                <w:iCs/>
-              </w:rPr>
-              <w:t xml:space="preserve"> ki</w:t>
-            </w:r>
-            <w:r>
-              <w:rPr>
-                <w:i/>
-                <w:iCs/>
-              </w:rPr>
-              <w:t>ế</w:t>
-            </w:r>
-            <w:r>
-              <w:rPr>
-                <w:i/>
-                <w:iCs/>
-              </w:rPr>
-              <w:t>n)</w:t>
-            </w:r>
-            <w:r>
-              <w:t xml:space="preserve"> ICERA 2026 — “Multi-objective optimization of I-section steel frames under TCVN 5575:2024: A comparative s</w:t>
-            </w:r>
-            <w:r>
-              <w:t>tudy of metaheuristic algorithms” — đ</w:t>
-            </w:r>
-            <w:r>
-              <w:t>ố</w:t>
-            </w:r>
-            <w:r>
-              <w:t>i tư</w:t>
-            </w:r>
-            <w:r>
-              <w:t>ợ</w:t>
-            </w:r>
-            <w:r>
-              <w:t>ng là khung thép nhà đi</w:t>
-            </w:r>
-            <w:r>
-              <w:t>ề</w:t>
-            </w:r>
-            <w:r>
-              <w:t>u hành c</w:t>
-            </w:r>
-            <w:r>
-              <w:t>ả</w:t>
-            </w:r>
-            <w:r>
-              <w:t>ng</w:t>
+            <w:r>
+              <w:t>MOSFOA trên hai công trình</w:t>
             </w:r>
           </w:p>
         </w:tc>
@@ -15086,35 +13594,8 @@
             <w:tcW w:w="1131" w:type="dxa"/>
           </w:tcPr>
           <w:p>
-            <w:pPr>
-              <w:pStyle w:val="Compact"/>
-            </w:pPr>
-            <w:r>
-              <w:t>Track B — Scopus (k</w:t>
-            </w:r>
-            <w:r>
-              <w:t>ỷ</w:t>
-            </w:r>
-            <w:r>
-              <w:t xml:space="preserve"> y</w:t>
-            </w:r>
-            <w:r>
-              <w:t>ế</w:t>
-            </w:r>
-            <w:r>
-              <w:t>u HN qu</w:t>
-            </w:r>
-            <w:r>
-              <w:t>ố</w:t>
-            </w:r>
-            <w:r>
-              <w:t>c t</w:t>
-            </w:r>
-            <w:r>
-              <w:t>ế</w:t>
-            </w:r>
-            <w:r>
-              <w:t>, LNCE)</w:t>
+            <w:r>
+              <w:t>Ứng dụng</w:t>
             </w:r>
           </w:p>
         </w:tc>
@@ -15123,66 +13604,8 @@
             <w:tcW w:w="1131" w:type="dxa"/>
           </w:tcPr>
           <w:p>
-            <w:pPr>
-              <w:pStyle w:val="Compact"/>
-            </w:pPr>
-            <w:r>
-              <w:rPr>
-                <w:b/>
-                <w:bCs/>
-              </w:rPr>
-              <w:t>Tác gi</w:t>
-            </w:r>
-            <w:r>
-              <w:rPr>
-                <w:b/>
-                <w:bCs/>
-              </w:rPr>
-              <w:t>ả</w:t>
-            </w:r>
-            <w:r>
-              <w:rPr>
-                <w:b/>
-                <w:bCs/>
-              </w:rPr>
-              <w:t xml:space="preserve"> th</w:t>
-            </w:r>
-            <w:r>
-              <w:rPr>
-                <w:b/>
-                <w:bCs/>
-              </w:rPr>
-              <w:t>ứ</w:t>
-            </w:r>
-            <w:r>
-              <w:rPr>
-                <w:b/>
-                <w:bCs/>
-              </w:rPr>
-              <w:t xml:space="preserve"> nh</w:t>
-            </w:r>
-            <w:r>
-              <w:rPr>
-                <w:b/>
-                <w:bCs/>
-              </w:rPr>
-              <w:t>ấ</w:t>
-            </w:r>
-            <w:r>
-              <w:rPr>
-                <w:b/>
-                <w:bCs/>
-              </w:rPr>
-              <w:t>t</w:t>
-            </w:r>
-            <w:r>
-              <w:t xml:space="preserve"> (đã xác nh</w:t>
-            </w:r>
-            <w:r>
-              <w:t>ậ</w:t>
-            </w:r>
-            <w:r>
-              <w:t>n)</w:t>
+            <w:r>
+              <w:t>Nêu ngắn gọn</w:t>
             </w:r>
           </w:p>
         </w:tc>
@@ -15191,23 +13614,8 @@
             <w:tcW w:w="1131" w:type="dxa"/>
           </w:tcPr>
           <w:p>
-            <w:pPr>
-              <w:pStyle w:val="Compact"/>
-            </w:pPr>
-            <w:r>
-              <w:t>D</w:t>
-            </w:r>
-            <w:r>
-              <w:t>ự</w:t>
-            </w:r>
-            <w:r>
-              <w:t xml:space="preserve"> ki</w:t>
-            </w:r>
-            <w:r>
-              <w:t>ế</w:t>
-            </w:r>
-            <w:r>
-              <w:t>n</w:t>
+            <w:r>
+              <w:t>Tham chiếu</w:t>
             </w:r>
           </w:p>
         </w:tc>
@@ -15216,95 +13624,8 @@
             <w:tcW w:w="1131" w:type="dxa"/>
           </w:tcPr>
           <w:p>
-            <w:pPr>
-              <w:pStyle w:val="Compact"/>
-            </w:pPr>
-            <w:r>
-              <w:t>T</w:t>
-            </w:r>
-            <w:r>
-              <w:t>ổ</w:t>
-            </w:r>
-            <w:r>
-              <w:t>ng quan (kh</w:t>
-            </w:r>
-            <w:r>
-              <w:t>ả</w:t>
-            </w:r>
-            <w:r>
-              <w:t xml:space="preserve"> năng ti</w:t>
-            </w:r>
-            <w:r>
-              <w:t>ế</w:t>
-            </w:r>
-            <w:r>
-              <w:t>p c</w:t>
-            </w:r>
-            <w:r>
-              <w:t>ậ</w:t>
-            </w:r>
-            <w:r>
-              <w:t>n, m</w:t>
-            </w:r>
-            <w:r>
-              <w:t>ở</w:t>
-            </w:r>
-            <w:r>
-              <w:t xml:space="preserve"> r</w:t>
-            </w:r>
-            <w:r>
-              <w:t>ộ</w:t>
-            </w:r>
-            <w:r>
-              <w:t>ng ph</w:t>
-            </w:r>
-            <w:r>
-              <w:t>ạ</w:t>
-            </w:r>
-            <w:r>
-              <w:t>m vi) + CĐ1 §2.9 (minh ch</w:t>
-            </w:r>
-            <w:r>
-              <w:t>ứ</w:t>
-            </w:r>
-            <w:r>
-              <w:t>ng code-based MOO trên chu</w:t>
-            </w:r>
-            <w:r>
-              <w:t>ẩ</w:t>
-            </w:r>
-            <w:r>
-              <w:t>n thép TCVN 5575:2024, khác h</w:t>
-            </w:r>
-            <w:r>
-              <w:t>ệ</w:t>
-            </w:r>
-            <w:r>
-              <w:t xml:space="preserve"> chu</w:t>
-            </w:r>
-            <w:r>
-              <w:t>ẩ</w:t>
-            </w:r>
-            <w:r>
-              <w:t>n bê tông/c</w:t>
-            </w:r>
-            <w:r>
-              <w:t>ọ</w:t>
-            </w:r>
-            <w:r>
-              <w:t>c TCVN 7888, 10304 c</w:t>
-            </w:r>
-            <w:r>
-              <w:t>ủ</w:t>
-            </w:r>
-            <w:r>
-              <w:t>a lu</w:t>
-            </w:r>
-            <w:r>
-              <w:t>ậ</w:t>
-            </w:r>
-            <w:r>
-              <w:t>n án)</w:t>
+            <w:r>
+              <w:t>§3.9/Ch6</w:t>
             </w:r>
           </w:p>
         </w:tc>
@@ -15313,155 +13634,8 @@
             <w:tcW w:w="1131" w:type="dxa"/>
           </w:tcPr>
           <w:p>
-            <w:pPr>
-              <w:pStyle w:val="Compact"/>
-            </w:pPr>
-            <w:r>
-              <w:rPr>
-                <w:b/>
-                <w:bCs/>
-              </w:rPr>
-              <w:t>Đã đóng, th</w:t>
-            </w:r>
-            <w:r>
-              <w:rPr>
-                <w:b/>
-                <w:bCs/>
-              </w:rPr>
-              <w:t>ấ</w:t>
-            </w:r>
-            <w:r>
-              <w:rPr>
-                <w:b/>
-                <w:bCs/>
-              </w:rPr>
-              <w:t>p</w:t>
-            </w:r>
-            <w:r>
-              <w:t xml:space="preserve"> — nhà đi</w:t>
-            </w:r>
-            <w:r>
-              <w:t>ề</w:t>
-            </w:r>
-            <w:r>
-              <w:t>u hành c</w:t>
-            </w:r>
-            <w:r>
-              <w:t>ả</w:t>
-            </w:r>
-            <w:r>
-              <w:t>ng thu</w:t>
-            </w:r>
-            <w:r>
-              <w:t>ộ</w:t>
-            </w:r>
-            <w:r>
-              <w:t>c nhóm “h</w:t>
-            </w:r>
-            <w:r>
-              <w:t>ậ</w:t>
-            </w:r>
-            <w:r>
-              <w:t>u phương/h</w:t>
-            </w:r>
-            <w:r>
-              <w:t>ạ</w:t>
-            </w:r>
-            <w:r>
-              <w:t xml:space="preserve"> t</w:t>
-            </w:r>
-            <w:r>
-              <w:t>ầ</w:t>
-            </w:r>
-            <w:r>
-              <w:t>ng k</w:t>
-            </w:r>
-            <w:r>
-              <w:t>ỹ</w:t>
-            </w:r>
-            <w:r>
-              <w:t xml:space="preserve"> thu</w:t>
-            </w:r>
-            <w:r>
-              <w:t>ậ</w:t>
-            </w:r>
-            <w:r>
-              <w:t>t” c</w:t>
-            </w:r>
-            <w:r>
-              <w:t>ủ</w:t>
-            </w:r>
-            <w:r>
-              <w:t>a k</w:t>
-            </w:r>
-            <w:r>
-              <w:t>ế</w:t>
-            </w:r>
-            <w:r>
-              <w:t>t</w:t>
-            </w:r>
-            <w:r>
-              <w:t xml:space="preserve"> c</w:t>
-            </w:r>
-            <w:r>
-              <w:t>ấ</w:t>
-            </w:r>
-            <w:r>
-              <w:t>u h</w:t>
-            </w:r>
-            <w:r>
-              <w:t>ạ</w:t>
-            </w:r>
-            <w:r>
-              <w:t xml:space="preserve"> t</w:t>
-            </w:r>
-            <w:r>
-              <w:t>ầ</w:t>
-            </w:r>
-            <w:r>
-              <w:t>ng c</w:t>
-            </w:r>
-            <w:r>
-              <w:t>ả</w:t>
-            </w:r>
-            <w:r>
-              <w:t>ng bi</w:t>
-            </w:r>
-            <w:r>
-              <w:t>ể</w:t>
-            </w:r>
-            <w:r>
-              <w:t>n, phù h</w:t>
-            </w:r>
-            <w:r>
-              <w:t>ợ</w:t>
-            </w:r>
-            <w:r>
-              <w:t>p ph</w:t>
-            </w:r>
-            <w:r>
-              <w:t>ạ</w:t>
-            </w:r>
-            <w:r>
-              <w:t>m vi đ</w:t>
-            </w:r>
-            <w:r>
-              <w:t>ề</w:t>
-            </w:r>
-            <w:r>
-              <w:t xml:space="preserve"> tài — xem c</w:t>
-            </w:r>
-            <w:r>
-              <w:t>ả</w:t>
-            </w:r>
-            <w:r>
-              <w:t>nh báo (ii) đã đóng dư</w:t>
-            </w:r>
-            <w:r>
-              <w:t>ớ</w:t>
-            </w:r>
-            <w:r>
-              <w:t>i</w:t>
+            <w:r>
+              <w:t>Quy mô/địa kỹ thuật</w:t>
             </w:r>
           </w:p>
         </w:tc>
@@ -15472,14 +13646,8 @@
             <w:tcW w:w="1131" w:type="dxa"/>
           </w:tcPr>
           <w:p>
-            <w:pPr>
-              <w:pStyle w:val="Compact"/>
-            </w:pPr>
-            <w:r>
-              <w:rPr>
-                <w:strike/>
-              </w:rPr>
-              <w:t>6</w:t>
+            <w:r>
+              <w:t>7</w:t>
             </w:r>
           </w:p>
         </w:tc>
@@ -15488,14 +13656,8 @@
             <w:tcW w:w="1131" w:type="dxa"/>
           </w:tcPr>
           <w:p>
-            <w:pPr>
-              <w:pStyle w:val="Compact"/>
-            </w:pPr>
-            <w:r>
-              <w:rPr>
-                <w:strike/>
-              </w:rPr>
-              <w:t>ICERA 2026 — “Multi-objective Design Optimization of Offshore High-Pile Concrete Wharf Structures…”</w:t>
+            <w:r>
+              <w:t>Ảnh hưởng quy mô, tải trọng, địa kỹ thuật</w:t>
             </w:r>
           </w:p>
         </w:tc>
@@ -15504,11 +13666,8 @@
             <w:tcW w:w="1131" w:type="dxa"/>
           </w:tcPr>
           <w:p>
-            <w:pPr>
-              <w:pStyle w:val="Compact"/>
-            </w:pPr>
-            <w:r>
-              <w:t>—</w:t>
+            <w:r>
+              <w:t>Độ nhạy</w:t>
             </w:r>
           </w:p>
         </w:tc>
@@ -15517,11 +13676,8 @@
             <w:tcW w:w="1131" w:type="dxa"/>
           </w:tcPr>
           <w:p>
-            <w:pPr>
-              <w:pStyle w:val="Compact"/>
-            </w:pPr>
-            <w:r>
-              <w:t>—</w:t>
+            <w:r>
+              <w:t>Nêu ngắn gọn</w:t>
             </w:r>
           </w:p>
         </w:tc>
@@ -15530,64 +13686,8 @@
             <w:tcW w:w="1131" w:type="dxa"/>
           </w:tcPr>
           <w:p>
-            <w:pPr>
-              <w:pStyle w:val="Compact"/>
-            </w:pPr>
-            <w:r>
-              <w:rPr>
-                <w:b/>
-                <w:bCs/>
-              </w:rPr>
-              <w:t>Đã h</w:t>
-            </w:r>
-            <w:r>
-              <w:rPr>
-                <w:b/>
-                <w:bCs/>
-              </w:rPr>
-              <w:t>ủ</w:t>
-            </w:r>
-            <w:r>
-              <w:rPr>
-                <w:b/>
-                <w:bCs/>
-              </w:rPr>
-              <w:t>y, không n</w:t>
-            </w:r>
-            <w:r>
-              <w:rPr>
-                <w:b/>
-                <w:bCs/>
-              </w:rPr>
-              <w:t>ộ</w:t>
-            </w:r>
-            <w:r>
-              <w:rPr>
-                <w:b/>
-                <w:bCs/>
-              </w:rPr>
-              <w:t>p</w:t>
-            </w:r>
-            <w:r>
-              <w:t xml:space="preserve"> (quy</w:t>
-            </w:r>
-            <w:r>
-              <w:t>ế</w:t>
-            </w:r>
-            <w:r>
-              <w:t>t đ</w:t>
-            </w:r>
-            <w:r>
-              <w:t>ị</w:t>
-            </w:r>
-            <w:r>
-              <w:t>nh c</w:t>
-            </w:r>
-            <w:r>
-              <w:t>ủ</w:t>
-            </w:r>
-            <w:r>
-              <w:t>a NCS)</w:t>
+            <w:r>
+              <w:t>Tham chiếu</w:t>
             </w:r>
           </w:p>
         </w:tc>
@@ -15596,17 +13696,8 @@
             <w:tcW w:w="1131" w:type="dxa"/>
           </w:tcPr>
           <w:p>
-            <w:pPr>
-              <w:pStyle w:val="Compact"/>
-            </w:pPr>
-            <w:r>
-              <w:t>Không còn thu</w:t>
-            </w:r>
-            <w:r>
-              <w:t>ộ</w:t>
-            </w:r>
-            <w:r>
-              <w:t>c Track B</w:t>
+            <w:r>
+              <w:t>§3.9/Ch6</w:t>
             </w:r>
           </w:p>
         </w:tc>
@@ -15615,26 +13706,8 @@
             <w:tcW w:w="1131" w:type="dxa"/>
           </w:tcPr>
           <w:p>
-            <w:pPr>
-              <w:pStyle w:val="Compact"/>
-            </w:pPr>
-            <w:r>
-              <w:t>Đã đón</w:t>
-            </w:r>
-            <w:r>
-              <w:t>g — xem c</w:t>
-            </w:r>
-            <w:r>
-              <w:t>ả</w:t>
-            </w:r>
-            <w:r>
-              <w:t>nh báo (iii) đã đóng dư</w:t>
-            </w:r>
-            <w:r>
-              <w:t>ớ</w:t>
-            </w:r>
-            <w:r>
-              <w:t>i</w:t>
+            <w:r>
+              <w:t>Giới hạn áp dụng</w:t>
             </w:r>
           </w:p>
         </w:tc>
@@ -17743,14 +15816,8 @@
             <w:tcW w:w="1980" w:type="dxa"/>
           </w:tcPr>
           <w:p>
-            <w:pPr>
-              <w:pStyle w:val="Compact"/>
-            </w:pPr>
-            <w:r>
-              <w:t>Công b</w:t>
-            </w:r>
-            <w:r>
-              <w:t>ố</w:t>
+            <w:r>
+              <w:t>Công bố</w:t>
             </w:r>
           </w:p>
         </w:tc>
@@ -17759,20 +15826,8 @@
             <w:tcW w:w="1980" w:type="dxa"/>
           </w:tcPr>
           <w:p>
-            <w:pPr>
-              <w:pStyle w:val="Compact"/>
-            </w:pPr>
-            <w:r>
-              <w:t>V</w:t>
-            </w:r>
-            <w:r>
-              <w:t>ị</w:t>
-            </w:r>
-            <w:r>
-              <w:t xml:space="preserve"> trí tác gi</w:t>
-            </w:r>
-            <w:r>
-              <w:t>ả</w:t>
+            <w:r>
+              <w:t>Tư cách tác giả</w:t>
             </w:r>
           </w:p>
         </w:tc>
@@ -17781,23 +15836,8 @@
             <w:tcW w:w="1980" w:type="dxa"/>
           </w:tcPr>
           <w:p>
-            <w:pPr>
-              <w:pStyle w:val="Compact"/>
-            </w:pPr>
-            <w:r>
-              <w:t>Đ</w:t>
-            </w:r>
-            <w:r>
-              <w:t>ạ</w:t>
-            </w:r>
-            <w:r>
-              <w:t>t “tác gi</w:t>
-            </w:r>
-            <w:r>
-              <w:t>ả</w:t>
-            </w:r>
-            <w:r>
-              <w:t xml:space="preserve"> chính”?</w:t>
+            <w:r>
+              <w:t>Điều kiện tác giả chính</w:t>
             </w:r>
           </w:p>
         </w:tc>
@@ -17806,17 +15846,8 @@
             <w:tcW w:w="1980" w:type="dxa"/>
           </w:tcPr>
           <w:p>
-            <w:pPr>
-              <w:pStyle w:val="Compact"/>
-            </w:pPr>
-            <w:r>
-              <w:t>Đóng góp đi</w:t>
-            </w:r>
-            <w:r>
-              <w:t>ể</w:t>
-            </w:r>
-            <w:r>
-              <w:t>m?</w:t>
+            <w:r>
+              <w:t>Điểm/quy chế</w:t>
             </w:r>
           </w:p>
         </w:tc>
@@ -17827,11 +15858,8 @@
             <w:tcW w:w="1980" w:type="dxa"/>
           </w:tcPr>
           <w:p>
-            <w:pPr>
-              <w:pStyle w:val="Compact"/>
-            </w:pPr>
-            <w:r>
-              <w:t>Bài báo MOSFOA (Q3)</w:t>
+            <w:r>
+              <w:t>#1 đến #7</w:t>
             </w:r>
           </w:p>
         </w:tc>
@@ -17840,23 +15868,8 @@
             <w:tcW w:w="1980" w:type="dxa"/>
           </w:tcPr>
           <w:p>
-            <w:pPr>
-              <w:pStyle w:val="Compact"/>
-            </w:pPr>
-            <w:r>
-              <w:t>Th</w:t>
-            </w:r>
-            <w:r>
-              <w:t>ứ</w:t>
-            </w:r>
-            <w:r>
-              <w:t xml:space="preserve"> nh</w:t>
-            </w:r>
-            <w:r>
-              <w:t>ấ</w:t>
-            </w:r>
-            <w:r>
-              <w:t>t</w:t>
+            <w:r>
+              <w:t>Đối chiếu theo bản công bố chính thức</w:t>
             </w:r>
           </w:p>
         </w:tc>
@@ -17865,11 +15878,8 @@
             <w:tcW w:w="1980" w:type="dxa"/>
           </w:tcPr>
           <w:p>
-            <w:pPr>
-              <w:pStyle w:val="Compact"/>
-            </w:pPr>
-            <w:r>
-              <w:t>✓</w:t>
+            <w:r>
+              <w:t>Xác nhận khi lập hồ sơ</w:t>
             </w:r>
           </w:p>
         </w:tc>
@@ -17878,127 +15888,8 @@
             <w:tcW w:w="1980" w:type="dxa"/>
           </w:tcPr>
           <w:p>
-            <w:pPr>
-              <w:pStyle w:val="Compact"/>
-            </w:pPr>
-            <w:r>
-              <w:t>Có — m</w:t>
-            </w:r>
-            <w:r>
-              <w:t>ứ</w:t>
-            </w:r>
-            <w:r>
-              <w:t>c đi</w:t>
-            </w:r>
-            <w:r>
-              <w:t>ể</w:t>
-            </w:r>
-            <w:r>
-              <w:t>m c</w:t>
-            </w:r>
-            <w:r>
-              <w:t>ụ</w:t>
-            </w:r>
-            <w:r>
-              <w:t xml:space="preserve"> th</w:t>
-            </w:r>
-            <w:r>
-              <w:t>ể</w:t>
-            </w:r>
-            <w:r>
-              <w:t xml:space="preserve"> ph</w:t>
-            </w:r>
-            <w:r>
-              <w:t>ụ</w:t>
-            </w:r>
-            <w:r>
-              <w:t xml:space="preserve"> thu</w:t>
-            </w:r>
-            <w:r>
-              <w:t>ộ</w:t>
-            </w:r>
-            <w:r>
-              <w:t>c x</w:t>
-            </w:r>
-            <w:r>
-              <w:t>ế</w:t>
-            </w:r>
-            <w:r>
-              <w:t>p h</w:t>
-            </w:r>
-            <w:r>
-              <w:t>ạ</w:t>
-            </w:r>
-            <w:r>
-              <w:t>ng Scopus/quartile c</w:t>
-            </w:r>
-            <w:r>
-              <w:t>ủ</w:t>
-            </w:r>
-            <w:r>
-              <w:t>a t</w:t>
-            </w:r>
-            <w:r>
-              <w:t>ạ</w:t>
-            </w:r>
-            <w:r>
-              <w:t>p chí, c</w:t>
-            </w:r>
-            <w:r>
-              <w:t>ầ</w:t>
-            </w:r>
-            <w:r>
-              <w:t>n tra khung đi</w:t>
-            </w:r>
-            <w:r>
-              <w:t>ể</w:t>
-            </w:r>
-            <w:r>
-              <w:t xml:space="preserve">m HĐGSNN </w:t>
-            </w:r>
-            <w:r>
-              <w:rPr>
-                <w:b/>
-                <w:bCs/>
-              </w:rPr>
-              <w:t>ngành Giao thông v</w:t>
-            </w:r>
-            <w:r>
-              <w:rPr>
-                <w:b/>
-                <w:bCs/>
-              </w:rPr>
-              <w:t>ậ</w:t>
-            </w:r>
-            <w:r>
-              <w:rPr>
-                <w:b/>
-                <w:bCs/>
-              </w:rPr>
-              <w:t>n t</w:t>
-            </w:r>
-            <w:r>
-              <w:rPr>
-                <w:b/>
-                <w:bCs/>
-              </w:rPr>
-              <w:t>ả</w:t>
-            </w:r>
-            <w:r>
-              <w:rPr>
-                <w:b/>
-                <w:bCs/>
-              </w:rPr>
-              <w:t>i</w:t>
-            </w:r>
-            <w:r>
-              <w:t xml:space="preserve"> hi</w:t>
-            </w:r>
-            <w:r>
-              <w:t>ệ</w:t>
-            </w:r>
-            <w:r>
-              <w:t>n hành</w:t>
+            <w:r>
+              <w:t>Đối chiếu khung HĐGSNN hiện hành</w:t>
             </w:r>
           </w:p>
         </w:tc>
@@ -18009,12 +15900,7 @@
             <w:tcW w:w="1980" w:type="dxa"/>
           </w:tcPr>
           <w:p>
-            <w:pPr>
-              <w:pStyle w:val="Compact"/>
-            </w:pPr>
-            <w:r>
-              <w:t>#1 Mooring buoy (MOMSA)</w:t>
-            </w:r>
+            <w:r/>
           </w:p>
         </w:tc>
         <w:tc>
@@ -18022,24 +15908,7 @@
             <w:tcW w:w="1980" w:type="dxa"/>
           </w:tcPr>
           <w:p>
-            <w:pPr>
-              <w:pStyle w:val="Compact"/>
-            </w:pPr>
-            <w:r>
-              <w:t>Th</w:t>
-            </w:r>
-            <w:r>
-              <w:t>ứ</w:t>
-            </w:r>
-            <w:r>
-              <w:t xml:space="preserve"> nh</w:t>
-            </w:r>
-            <w:r>
-              <w:t>ấ</w:t>
-            </w:r>
-            <w:r>
-              <w:t>t</w:t>
-            </w:r>
+            <w:r/>
           </w:p>
         </w:tc>
         <w:tc>
@@ -18047,12 +15916,7 @@
             <w:tcW w:w="1980" w:type="dxa"/>
           </w:tcPr>
           <w:p>
-            <w:pPr>
-              <w:pStyle w:val="Compact"/>
-            </w:pPr>
-            <w:r>
-              <w:t>✓</w:t>
-            </w:r>
+            <w:r/>
           </w:p>
         </w:tc>
         <w:tc>
@@ -18060,69 +15924,7 @@
             <w:tcW w:w="1980" w:type="dxa"/>
           </w:tcPr>
           <w:p>
-            <w:pPr>
-              <w:pStyle w:val="Compact"/>
-            </w:pPr>
-            <w:r>
-              <w:t>Có, m</w:t>
-            </w:r>
-            <w:r>
-              <w:t>ứ</w:t>
-            </w:r>
-            <w:r>
-              <w:t>c đi</w:t>
-            </w:r>
-            <w:r>
-              <w:t>ể</w:t>
-            </w:r>
-            <w:r>
-              <w:t>m theo lo</w:t>
-            </w:r>
-            <w:r>
-              <w:t>ạ</w:t>
-            </w:r>
-            <w:r>
-              <w:t>i “k</w:t>
-            </w:r>
-            <w:r>
-              <w:t>ỷ</w:t>
-            </w:r>
-            <w:r>
-              <w:t xml:space="preserve"> y</w:t>
-            </w:r>
-            <w:r>
-              <w:t>ế</w:t>
-            </w:r>
-            <w:r>
-              <w:t>u HN qu</w:t>
-            </w:r>
-            <w:r>
-              <w:t>ố</w:t>
-            </w:r>
-            <w:r>
-              <w:t>c t</w:t>
-            </w:r>
-            <w:r>
-              <w:t>ế</w:t>
-            </w:r>
-            <w:r>
-              <w:t xml:space="preserve"> có ph</w:t>
-            </w:r>
-            <w:r>
-              <w:t>ả</w:t>
-            </w:r>
-            <w:r>
-              <w:t>n bi</w:t>
-            </w:r>
-            <w:r>
-              <w:t>ệ</w:t>
-            </w:r>
-            <w:r>
-              <w:t>n, Sco</w:t>
-            </w:r>
-            <w:r>
-              <w:t>pus”</w:t>
-            </w:r>
+            <w:r/>
           </w:p>
         </w:tc>
       </w:tr>
@@ -18132,12 +15934,7 @@
             <w:tcW w:w="1980" w:type="dxa"/>
           </w:tcPr>
           <w:p>
-            <w:pPr>
-              <w:pStyle w:val="Compact"/>
-            </w:pPr>
-            <w:r>
-              <w:t>#2 Gravity retaining wall</w:t>
-            </w:r>
+            <w:r/>
           </w:p>
         </w:tc>
         <w:tc>
@@ -18145,51 +15942,7 @@
             <w:tcW w:w="1980" w:type="dxa"/>
           </w:tcPr>
           <w:p>
-            <w:pPr>
-              <w:pStyle w:val="Compact"/>
-            </w:pPr>
-            <w:r>
-              <w:rPr>
-                <w:b/>
-                <w:bCs/>
-              </w:rPr>
-              <w:t>Tác gi</w:t>
-            </w:r>
-            <w:r>
-              <w:rPr>
-                <w:b/>
-                <w:bCs/>
-              </w:rPr>
-              <w:t>ả</w:t>
-            </w:r>
-            <w:r>
-              <w:rPr>
-                <w:b/>
-                <w:bCs/>
-              </w:rPr>
-              <w:t xml:space="preserve"> tham gia</w:t>
-            </w:r>
-            <w:r>
-              <w:t xml:space="preserve"> (đã xác nh</w:t>
-            </w:r>
-            <w:r>
-              <w:t>ậ</w:t>
-            </w:r>
-            <w:r>
-              <w:t>n, không ph</w:t>
-            </w:r>
-            <w:r>
-              <w:t>ả</w:t>
-            </w:r>
-            <w:r>
-              <w:t>i tác gi</w:t>
-            </w:r>
-            <w:r>
-              <w:t>ả</w:t>
-            </w:r>
-            <w:r>
-              <w:t xml:space="preserve"> chính)</w:t>
-            </w:r>
+            <w:r/>
           </w:p>
         </w:tc>
         <w:tc>
@@ -18197,12 +15950,7 @@
             <w:tcW w:w="1980" w:type="dxa"/>
           </w:tcPr>
           <w:p>
-            <w:pPr>
-              <w:pStyle w:val="Compact"/>
-            </w:pPr>
-            <w:r>
-              <w:t>✗</w:t>
-            </w:r>
+            <w:r/>
           </w:p>
         </w:tc>
         <w:tc>
@@ -18210,160 +15958,7 @@
             <w:tcW w:w="1980" w:type="dxa"/>
           </w:tcPr>
           <w:p>
-            <w:pPr>
-              <w:pStyle w:val="Compact"/>
-            </w:pPr>
-            <w:r>
-              <w:rPr>
-                <w:b/>
-                <w:bCs/>
-              </w:rPr>
-              <w:t>Không tính vào t</w:t>
-            </w:r>
-            <w:r>
-              <w:rPr>
-                <w:b/>
-                <w:bCs/>
-              </w:rPr>
-              <w:t>ổ</w:t>
-            </w:r>
-            <w:r>
-              <w:rPr>
-                <w:b/>
-                <w:bCs/>
-              </w:rPr>
-              <w:t>ng đi</w:t>
-            </w:r>
-            <w:r>
-              <w:rPr>
-                <w:b/>
-                <w:bCs/>
-              </w:rPr>
-              <w:t>ể</w:t>
-            </w:r>
-            <w:r>
-              <w:rPr>
-                <w:b/>
-                <w:bCs/>
-              </w:rPr>
-              <w:t>m Đi</w:t>
-            </w:r>
-            <w:r>
-              <w:rPr>
-                <w:b/>
-                <w:bCs/>
-              </w:rPr>
-              <w:t>ề</w:t>
-            </w:r>
-            <w:r>
-              <w:rPr>
-                <w:b/>
-                <w:bCs/>
-              </w:rPr>
-              <w:t>u 17</w:t>
-            </w:r>
-            <w:r>
-              <w:t xml:space="preserve"> — nhưng không </w:t>
-            </w:r>
-            <w:r>
-              <w:t>ả</w:t>
-            </w:r>
-            <w:r>
-              <w:t>nh hư</w:t>
-            </w:r>
-            <w:r>
-              <w:t>ở</w:t>
-            </w:r>
-            <w:r>
-              <w:t>ng vì ngư</w:t>
-            </w:r>
-            <w:r>
-              <w:t>ỡ</w:t>
-            </w:r>
-            <w:r>
-              <w:t>ng 2,0 đã đ</w:t>
-            </w:r>
-            <w:r>
-              <w:t>ạ</w:t>
-            </w:r>
-            <w:r>
-              <w:t>t qua các công b</w:t>
-            </w:r>
-            <w:r>
-              <w:t>ố</w:t>
-            </w:r>
-            <w:r>
-              <w:t xml:space="preserve"> khác; bài #2 v</w:t>
-            </w:r>
-            <w:r>
-              <w:t>ẫ</w:t>
-            </w:r>
-            <w:r>
-              <w:t>n dùng t</w:t>
-            </w:r>
-            <w:r>
-              <w:t>ố</w:t>
-            </w:r>
-            <w:r>
-              <w:t>t cho Track B h</w:t>
-            </w:r>
-            <w:r>
-              <w:t>ọ</w:t>
-            </w:r>
-            <w:r>
-              <w:t>c thu</w:t>
-            </w:r>
-            <w:r>
-              <w:t>ậ</w:t>
-            </w:r>
-            <w:r>
-              <w:t>t (T</w:t>
-            </w:r>
-            <w:r>
-              <w:t>ổ</w:t>
-            </w:r>
-            <w:r>
-              <w:t>ng quan/CĐ1 §2.9), v</w:t>
-            </w:r>
-            <w:r>
-              <w:t>ì trích d</w:t>
-            </w:r>
-            <w:r>
-              <w:t>ẫ</w:t>
-            </w:r>
-            <w:r>
-              <w:t>n h</w:t>
-            </w:r>
-            <w:r>
-              <w:t>ọ</w:t>
-            </w:r>
-            <w:r>
-              <w:t>c thu</w:t>
-            </w:r>
-            <w:r>
-              <w:t>ậ</w:t>
-            </w:r>
-            <w:r>
-              <w:t>t không đòi h</w:t>
-            </w:r>
-            <w:r>
-              <w:t>ỏ</w:t>
-            </w:r>
-            <w:r>
-              <w:t>i v</w:t>
-            </w:r>
-            <w:r>
-              <w:t>ị</w:t>
-            </w:r>
-            <w:r>
-              <w:t xml:space="preserve"> trí tác gi</w:t>
-            </w:r>
-            <w:r>
-              <w:t>ả</w:t>
-            </w:r>
-            <w:r>
-              <w:t xml:space="preserve"> chính</w:t>
-            </w:r>
+            <w:r/>
           </w:p>
         </w:tc>
       </w:tr>
@@ -18373,24 +15968,7 @@
             <w:tcW w:w="1980" w:type="dxa"/>
           </w:tcPr>
           <w:p>
-            <w:pPr>
-              <w:pStyle w:val="Compact"/>
-            </w:pPr>
-            <w:r>
-              <w:t>#3 (T</w:t>
-            </w:r>
-            <w:r>
-              <w:t>ạ</w:t>
-            </w:r>
-            <w:r>
-              <w:t>p chí Xây d</w:t>
-            </w:r>
-            <w:r>
-              <w:t>ự</w:t>
-            </w:r>
-            <w:r>
-              <w:t>ng, SFOA-SOO)</w:t>
-            </w:r>
+            <w:r/>
           </w:p>
         </w:tc>
         <w:tc>
@@ -18398,53 +15976,7 @@
             <w:tcW w:w="1980" w:type="dxa"/>
           </w:tcPr>
           <w:p>
-            <w:pPr>
-              <w:pStyle w:val="Compact"/>
-            </w:pPr>
-            <w:r>
-              <w:rPr>
-                <w:b/>
-                <w:bCs/>
-              </w:rPr>
-              <w:t>Th</w:t>
-            </w:r>
-            <w:r>
-              <w:rPr>
-                <w:b/>
-                <w:bCs/>
-              </w:rPr>
-              <w:t>ứ</w:t>
-            </w:r>
-            <w:r>
-              <w:rPr>
-                <w:b/>
-                <w:bCs/>
-              </w:rPr>
-              <w:t xml:space="preserve"> nh</w:t>
-            </w:r>
-            <w:r>
-              <w:rPr>
-                <w:b/>
-                <w:bCs/>
-              </w:rPr>
-              <w:t>ấ</w:t>
-            </w:r>
-            <w:r>
-              <w:rPr>
-                <w:b/>
-                <w:bCs/>
-              </w:rPr>
-              <w:t>t</w:t>
-            </w:r>
-            <w:r>
-              <w:t xml:space="preserve"> (đã xác nh</w:t>
-            </w:r>
-            <w:r>
-              <w:t>ậ</w:t>
-            </w:r>
-            <w:r>
-              <w:t>n)</w:t>
-            </w:r>
+            <w:r/>
           </w:p>
         </w:tc>
         <w:tc>
@@ -18452,12 +15984,7 @@
             <w:tcW w:w="1980" w:type="dxa"/>
           </w:tcPr>
           <w:p>
-            <w:pPr>
-              <w:pStyle w:val="Compact"/>
-            </w:pPr>
-            <w:r>
-              <w:t>✓</w:t>
-            </w:r>
+            <w:r/>
           </w:p>
         </w:tc>
         <w:tc>
@@ -18465,12 +15992,7 @@
             <w:tcW w:w="1980" w:type="dxa"/>
           </w:tcPr>
           <w:p>
-            <w:pPr>
-              <w:pStyle w:val="Compact"/>
-            </w:pPr>
-            <w:r>
-              <w:t>Có</w:t>
-            </w:r>
+            <w:r/>
           </w:p>
         </w:tc>
       </w:tr>
@@ -18480,18 +16002,7 @@
             <w:tcW w:w="1980" w:type="dxa"/>
           </w:tcPr>
           <w:p>
-            <w:pPr>
-              <w:pStyle w:val="Compact"/>
-            </w:pPr>
-            <w:r>
-              <w:t>#4 (JMST, MOSFOA-MOO, d</w:t>
-            </w:r>
-            <w:r>
-              <w:t>ự</w:t>
-            </w:r>
-            <w:r>
-              <w:t xml:space="preserve"> án khác)</w:t>
-            </w:r>
+            <w:r/>
           </w:p>
         </w:tc>
         <w:tc>
@@ -18499,53 +16010,7 @@
             <w:tcW w:w="1980" w:type="dxa"/>
           </w:tcPr>
           <w:p>
-            <w:pPr>
-              <w:pStyle w:val="Compact"/>
-            </w:pPr>
-            <w:r>
-              <w:rPr>
-                <w:b/>
-                <w:bCs/>
-              </w:rPr>
-              <w:t>Th</w:t>
-            </w:r>
-            <w:r>
-              <w:rPr>
-                <w:b/>
-                <w:bCs/>
-              </w:rPr>
-              <w:t>ứ</w:t>
-            </w:r>
-            <w:r>
-              <w:rPr>
-                <w:b/>
-                <w:bCs/>
-              </w:rPr>
-              <w:t xml:space="preserve"> nh</w:t>
-            </w:r>
-            <w:r>
-              <w:rPr>
-                <w:b/>
-                <w:bCs/>
-              </w:rPr>
-              <w:t>ấ</w:t>
-            </w:r>
-            <w:r>
-              <w:rPr>
-                <w:b/>
-                <w:bCs/>
-              </w:rPr>
-              <w:t>t</w:t>
-            </w:r>
-            <w:r>
-              <w:t xml:space="preserve"> (đã xác nh</w:t>
-            </w:r>
-            <w:r>
-              <w:t>ậ</w:t>
-            </w:r>
-            <w:r>
-              <w:t>n)</w:t>
-            </w:r>
+            <w:r/>
           </w:p>
         </w:tc>
         <w:tc>
@@ -18553,12 +16018,7 @@
             <w:tcW w:w="1980" w:type="dxa"/>
           </w:tcPr>
           <w:p>
-            <w:pPr>
-              <w:pStyle w:val="Compact"/>
-            </w:pPr>
-            <w:r>
-              <w:t>✓</w:t>
-            </w:r>
+            <w:r/>
           </w:p>
         </w:tc>
         <w:tc>
@@ -18566,12 +16026,7 @@
             <w:tcW w:w="1980" w:type="dxa"/>
           </w:tcPr>
           <w:p>
-            <w:pPr>
-              <w:pStyle w:val="Compact"/>
-            </w:pPr>
-            <w:r>
-              <w:t>Có</w:t>
-            </w:r>
+            <w:r/>
           </w:p>
         </w:tc>
       </w:tr>
@@ -18581,24 +16036,7 @@
             <w:tcW w:w="1980" w:type="dxa"/>
           </w:tcPr>
           <w:p>
-            <w:pPr>
-              <w:pStyle w:val="Compact"/>
-            </w:pPr>
-            <w:r>
-              <w:t>#5 (ICERA, khung thép nhà đi</w:t>
-            </w:r>
-            <w:r>
-              <w:t>ề</w:t>
-            </w:r>
-            <w:r>
-              <w:t>u hành c</w:t>
-            </w:r>
-            <w:r>
-              <w:t>ả</w:t>
-            </w:r>
-            <w:r>
-              <w:t>ng)</w:t>
-            </w:r>
+            <w:r/>
           </w:p>
         </w:tc>
         <w:tc>
@@ -18606,53 +16044,7 @@
             <w:tcW w:w="1980" w:type="dxa"/>
           </w:tcPr>
           <w:p>
-            <w:pPr>
-              <w:pStyle w:val="Compact"/>
-            </w:pPr>
-            <w:r>
-              <w:rPr>
-                <w:b/>
-                <w:bCs/>
-              </w:rPr>
-              <w:t>Th</w:t>
-            </w:r>
-            <w:r>
-              <w:rPr>
-                <w:b/>
-                <w:bCs/>
-              </w:rPr>
-              <w:t>ứ</w:t>
-            </w:r>
-            <w:r>
-              <w:rPr>
-                <w:b/>
-                <w:bCs/>
-              </w:rPr>
-              <w:t xml:space="preserve"> nh</w:t>
-            </w:r>
-            <w:r>
-              <w:rPr>
-                <w:b/>
-                <w:bCs/>
-              </w:rPr>
-              <w:t>ấ</w:t>
-            </w:r>
-            <w:r>
-              <w:rPr>
-                <w:b/>
-                <w:bCs/>
-              </w:rPr>
-              <w:t>t</w:t>
-            </w:r>
-            <w:r>
-              <w:t xml:space="preserve"> (đã xác nh</w:t>
-            </w:r>
-            <w:r>
-              <w:t>ậ</w:t>
-            </w:r>
-            <w:r>
-              <w:t>n)</w:t>
-            </w:r>
+            <w:r/>
           </w:p>
         </w:tc>
         <w:tc>
@@ -18660,12 +16052,7 @@
             <w:tcW w:w="1980" w:type="dxa"/>
           </w:tcPr>
           <w:p>
-            <w:pPr>
-              <w:pStyle w:val="Compact"/>
-            </w:pPr>
-            <w:r>
-              <w:t>✓</w:t>
-            </w:r>
+            <w:r/>
           </w:p>
         </w:tc>
         <w:tc>
@@ -18673,66 +16060,7 @@
             <w:tcW w:w="1980" w:type="dxa"/>
           </w:tcPr>
           <w:p>
-            <w:pPr>
-              <w:pStyle w:val="Compact"/>
-            </w:pPr>
-            <w:r>
-              <w:t>Có, m</w:t>
-            </w:r>
-            <w:r>
-              <w:t>ứ</w:t>
-            </w:r>
-            <w:r>
-              <w:t>c đi</w:t>
-            </w:r>
-            <w:r>
-              <w:t>ể</w:t>
-            </w:r>
-            <w:r>
-              <w:t>m theo lo</w:t>
-            </w:r>
-            <w:r>
-              <w:t>ạ</w:t>
-            </w:r>
-            <w:r>
-              <w:t>i “k</w:t>
-            </w:r>
-            <w:r>
-              <w:t>ỷ</w:t>
-            </w:r>
-            <w:r>
-              <w:t xml:space="preserve"> y</w:t>
-            </w:r>
-            <w:r>
-              <w:t>ế</w:t>
-            </w:r>
-            <w:r>
-              <w:t>u HN qu</w:t>
-            </w:r>
-            <w:r>
-              <w:t>ố</w:t>
-            </w:r>
-            <w:r>
-              <w:t>c t</w:t>
-            </w:r>
-            <w:r>
-              <w:t>ế</w:t>
-            </w:r>
-            <w:r>
-              <w:t xml:space="preserve"> có ph</w:t>
-            </w:r>
-            <w:r>
-              <w:t>ả</w:t>
-            </w:r>
-            <w:r>
-              <w:t>n bi</w:t>
-            </w:r>
-            <w:r>
-              <w:t>ệ</w:t>
-            </w:r>
-            <w:r>
-              <w:t>n, Scopus”</w:t>
-            </w:r>
+            <w:r/>
           </w:p>
         </w:tc>
       </w:tr>
@@ -18742,15 +16070,7 @@
             <w:tcW w:w="1980" w:type="dxa"/>
           </w:tcPr>
           <w:p>
-            <w:pPr>
-              <w:pStyle w:val="Compact"/>
-            </w:pPr>
-            <w:r>
-              <w:rPr>
-                <w:strike/>
-              </w:rPr>
-              <w:t>#6</w:t>
-            </w:r>
+            <w:r/>
           </w:p>
         </w:tc>
         <w:tc>
@@ -18758,12 +16078,7 @@
             <w:tcW w:w="1980" w:type="dxa"/>
           </w:tcPr>
           <w:p>
-            <w:pPr>
-              <w:pStyle w:val="Compact"/>
-            </w:pPr>
-            <w:r>
-              <w:t>—</w:t>
-            </w:r>
+            <w:r/>
           </w:p>
         </w:tc>
         <w:tc>
@@ -18771,12 +16086,7 @@
             <w:tcW w:w="1980" w:type="dxa"/>
           </w:tcPr>
           <w:p>
-            <w:pPr>
-              <w:pStyle w:val="Compact"/>
-            </w:pPr>
-            <w:r>
-              <w:t>—</w:t>
-            </w:r>
+            <w:r/>
           </w:p>
         </w:tc>
         <w:tc>
@@ -18784,24 +16094,7 @@
             <w:tcW w:w="1980" w:type="dxa"/>
           </w:tcPr>
           <w:p>
-            <w:pPr>
-              <w:pStyle w:val="Compact"/>
-            </w:pPr>
-            <w:r>
-              <w:t>Đã h</w:t>
-            </w:r>
-            <w:r>
-              <w:t>ủ</w:t>
-            </w:r>
-            <w:r>
-              <w:t>y, không n</w:t>
-            </w:r>
-            <w:r>
-              <w:t>ộ</w:t>
-            </w:r>
-            <w:r>
-              <w:t>p</w:t>
-            </w:r>
+            <w:r/>
           </w:p>
         </w:tc>
       </w:tr>
@@ -19463,11 +16756,8 @@
             <w:tcW w:w="1584" w:type="dxa"/>
           </w:tcPr>
           <w:p>
-            <w:pPr>
-              <w:pStyle w:val="Compact"/>
-            </w:pPr>
-            <w:r>
-              <w:t>#</w:t>
+            <w:r>
+              <w:t>Danh mục</w:t>
             </w:r>
           </w:p>
         </w:tc>
@@ -19476,14 +16766,8 @@
             <w:tcW w:w="1584" w:type="dxa"/>
           </w:tcPr>
           <w:p>
-            <w:pPr>
-              <w:pStyle w:val="Compact"/>
-            </w:pPr>
-            <w:r>
-              <w:t>Công b</w:t>
-            </w:r>
-            <w:r>
-              <w:t>ố</w:t>
+            <w:r>
+              <w:t>Ghi chú</w:t>
             </w:r>
           </w:p>
         </w:tc>
@@ -19492,18 +16776,7 @@
             <w:tcW w:w="1584" w:type="dxa"/>
           </w:tcPr>
           <w:p>
-            <w:pPr>
-              <w:pStyle w:val="Compact"/>
-            </w:pPr>
-            <w:r>
-              <w:t>Lo</w:t>
-            </w:r>
-            <w:r>
-              <w:t>ạ</w:t>
-            </w:r>
-            <w:r>
-              <w:t>i</w:t>
-            </w:r>
+            <w:r/>
           </w:p>
         </w:tc>
         <w:tc>
@@ -19511,12 +16784,7 @@
             <w:tcW w:w="1584" w:type="dxa"/>
           </w:tcPr>
           <w:p>
-            <w:pPr>
-              <w:pStyle w:val="Compact"/>
-            </w:pPr>
-            <w:r>
-              <w:t>Vai trò</w:t>
-            </w:r>
+            <w:r/>
           </w:p>
         </w:tc>
         <w:tc>
@@ -19524,21 +16792,7 @@
             <w:tcW w:w="1584" w:type="dxa"/>
           </w:tcPr>
           <w:p>
-            <w:pPr>
-              <w:pStyle w:val="Compact"/>
-            </w:pPr>
-            <w:r>
-              <w:t>V</w:t>
-            </w:r>
-            <w:r>
-              <w:t>ị</w:t>
-            </w:r>
-            <w:r>
-              <w:t xml:space="preserve"> trí tác gi</w:t>
-            </w:r>
-            <w:r>
-              <w:t>ả</w:t>
-            </w:r>
+            <w:r/>
           </w:p>
         </w:tc>
       </w:tr>
@@ -19548,11 +16802,8 @@
             <w:tcW w:w="1584" w:type="dxa"/>
           </w:tcPr>
           <w:p>
-            <w:pPr>
-              <w:pStyle w:val="Compact"/>
-            </w:pPr>
-            <w:r>
-              <w:t>7</w:t>
+            <w:r>
+              <w:t>#7</w:t>
             </w:r>
           </w:p>
         </w:tc>
@@ -19561,115 +16812,8 @@
             <w:tcW w:w="1584" w:type="dxa"/>
           </w:tcPr>
           <w:p>
-            <w:pPr>
-              <w:pStyle w:val="Compact"/>
-            </w:pPr>
-            <w:r>
-              <w:rPr>
-                <w:i/>
-                <w:iCs/>
-              </w:rPr>
-              <w:t>(D</w:t>
-            </w:r>
-            <w:r>
-              <w:rPr>
-                <w:i/>
-                <w:iCs/>
-              </w:rPr>
-              <w:t>ự</w:t>
-            </w:r>
-            <w:r>
-              <w:rPr>
-                <w:i/>
-                <w:iCs/>
-              </w:rPr>
-              <w:t xml:space="preserve"> ki</w:t>
-            </w:r>
-            <w:r>
-              <w:rPr>
-                <w:i/>
-                <w:iCs/>
-              </w:rPr>
-              <w:t>ế</w:t>
-            </w:r>
-            <w:r>
-              <w:rPr>
-                <w:i/>
-                <w:iCs/>
-              </w:rPr>
-              <w:t>n)</w:t>
-            </w:r>
-            <w:r>
-              <w:t xml:space="preserve"> Bài dùng MOSFOA — hư</w:t>
-            </w:r>
-            <w:r>
-              <w:t>ớ</w:t>
-            </w:r>
-            <w:r>
-              <w:t>ng (A) t</w:t>
-            </w:r>
-            <w:r>
-              <w:t>ố</w:t>
-            </w:r>
-            <w:r>
-              <w:t>i ưu theo đ</w:t>
-            </w:r>
-            <w:r>
-              <w:t>ộ</w:t>
-            </w:r>
-            <w:r>
-              <w:t xml:space="preserve"> tin c</w:t>
-            </w:r>
-            <w:r>
-              <w:t>ậ</w:t>
-            </w:r>
-            <w:r>
-              <w:t xml:space="preserve">y </w:t>
-            </w:r>
-            <w:r>
-              <w:rPr>
-                <w:b/>
-                <w:bCs/>
-              </w:rPr>
-              <w:t>ho</w:t>
-            </w:r>
-            <w:r>
-              <w:rPr>
-                <w:b/>
-                <w:bCs/>
-              </w:rPr>
-              <w:t>ặ</w:t>
-            </w:r>
-            <w:r>
-              <w:rPr>
-                <w:b/>
-                <w:bCs/>
-              </w:rPr>
-              <w:t>c</w:t>
-            </w:r>
-            <w:r>
-              <w:t xml:space="preserve"> </w:t>
-            </w:r>
-            <w:r>
-              <w:t>(B) MCDM d</w:t>
-            </w:r>
-            <w:r>
-              <w:t>ự</w:t>
-            </w:r>
-            <w:r>
-              <w:t>a trên Pareto (ch</w:t>
-            </w:r>
-            <w:r>
-              <w:t>ọ</w:t>
-            </w:r>
-            <w:r>
-              <w:t>n 1 trong 2 khi tri</w:t>
-            </w:r>
-            <w:r>
-              <w:t>ể</w:t>
-            </w:r>
-            <w:r>
-              <w:t>n khai)</w:t>
+            <w:r>
+              <w:t>Đã tích hợp vào C.2: phân tích quy mô, tải trọng và địa kỹ thuật; không còn là bài đề xuất tách riêng.</w:t>
             </w:r>
           </w:p>
         </w:tc>
@@ -19678,18 +16822,7 @@
             <w:tcW w:w="1584" w:type="dxa"/>
           </w:tcPr>
           <w:p>
-            <w:pPr>
-              <w:pStyle w:val="Compact"/>
-            </w:pPr>
-            <w:r>
-              <w:t>Track B — đ</w:t>
-            </w:r>
-            <w:r>
-              <w:t>ầ</w:t>
-            </w:r>
-            <w:r>
-              <w:t>u ra</w:t>
-            </w:r>
+            <w:r/>
           </w:p>
         </w:tc>
         <w:tc>
@@ -19697,72 +16830,7 @@
             <w:tcW w:w="1584" w:type="dxa"/>
           </w:tcPr>
           <w:p>
-            <w:pPr>
-              <w:pStyle w:val="Compact"/>
-            </w:pPr>
-            <w:r>
-              <w:t>Đ</w:t>
-            </w:r>
-            <w:r>
-              <w:t>ầ</w:t>
-            </w:r>
-            <w:r>
-              <w:t>u ra b</w:t>
-            </w:r>
-            <w:r>
-              <w:t>ổ</w:t>
-            </w:r>
-            <w:r>
-              <w:t xml:space="preserve"> sung; không n</w:t>
-            </w:r>
-            <w:r>
-              <w:t>ằ</w:t>
-            </w:r>
-            <w:r>
-              <w:t>m trong n</w:t>
-            </w:r>
-            <w:r>
-              <w:t>ộ</w:t>
-            </w:r>
-            <w:r>
-              <w:t>i dung b</w:t>
-            </w:r>
-            <w:r>
-              <w:t>ắ</w:t>
-            </w:r>
-            <w:r>
-              <w:t>t bu</w:t>
-            </w:r>
-            <w:r>
-              <w:t>ộ</w:t>
-            </w:r>
-            <w:r>
-              <w:t>c c</w:t>
-            </w:r>
-            <w:r>
-              <w:t>ủ</w:t>
-            </w:r>
-            <w:r>
-              <w:t>a b</w:t>
-            </w:r>
-            <w:r>
-              <w:t>ấ</w:t>
-            </w:r>
-            <w:r>
-              <w:t>t k</w:t>
-            </w:r>
-            <w:r>
-              <w:t>ỳ</w:t>
-            </w:r>
-            <w:r>
-              <w:t xml:space="preserve"> chuyên đ</w:t>
-            </w:r>
-            <w:r>
-              <w:t>ề</w:t>
-            </w:r>
-            <w:r>
-              <w:t xml:space="preserve"> nào</w:t>
-            </w:r>
+            <w:r/>
           </w:p>
         </w:tc>
         <w:tc>
@@ -19770,42 +16838,7 @@
             <w:tcW w:w="1584" w:type="dxa"/>
           </w:tcPr>
           <w:p>
-            <w:pPr>
-              <w:pStyle w:val="Compact"/>
-            </w:pPr>
-            <w:r>
-              <w:t>D</w:t>
-            </w:r>
-            <w:r>
-              <w:t>ự</w:t>
-            </w:r>
-            <w:r>
-              <w:t xml:space="preserve"> ki</w:t>
-            </w:r>
-            <w:r>
-              <w:t>ế</w:t>
-            </w:r>
-            <w:r>
-              <w:t>n tác gi</w:t>
-            </w:r>
-            <w:r>
-              <w:t>ả</w:t>
-            </w:r>
-            <w:r>
-              <w:t xml:space="preserve"> th</w:t>
-            </w:r>
-            <w:r>
-              <w:t>ứ</w:t>
-            </w:r>
-            <w:r>
-              <w:t xml:space="preserve"> nh</w:t>
-            </w:r>
-            <w:r>
-              <w:t>ấ</w:t>
-            </w:r>
-            <w:r>
-              <w:t>t</w:t>
-            </w:r>
+            <w:r/>
           </w:p>
         </w:tc>
       </w:tr>

--- a/Thesis/De_cuong_4_san_pham_xuyen_suot_luan_an_MOSFOA.docx
+++ b/Thesis/De_cuong_4_san_pham_xuyen_suot_luan_an_MOSFOA.docx
@@ -3459,6 +3459,97 @@
           <w:b/>
           <w:bCs/>
         </w:rPr>
+        <w:t xml:space="preserve">Lưu ý khi trả lời hội đồng</w:t>
+      </w:r>
+      <w:r>
+        <w:t xml:space="preserve">: khung 4 tầng ở trên dùng để tổ chức tài</w:t>
+      </w:r>
+      <w:r>
+        <w:t xml:space="preserve"> </w:t>
+      </w:r>
+      <w:r>
+        <w:t xml:space="preserve">liệu nội bộ, nhưng khi viết Mở đầu luận án chính thức và trả lời hội</w:t>
+      </w:r>
+      <w:r>
+        <w:t xml:space="preserve"> </w:t>
+      </w:r>
+      <w:r>
+        <w:t xml:space="preserve">đồng, nên nhấn mạnh</w:t>
+      </w:r>
+      <w:r>
+        <w:t xml:space="preserve"> </w:t>
+      </w:r>
+      <w:r>
+        <w:rPr>
+          <w:b/>
+          <w:bCs/>
+        </w:rPr>
+        <w:t xml:space="preserve">ba đóng góp chính</w:t>
+      </w:r>
+      <w:r>
+        <w:t xml:space="preserve"> </w:t>
+      </w:r>
+      <w:r>
+        <w:t xml:space="preserve">(Tầng 1–3, tương ứng CĐ1/CĐ2/</w:t>
+      </w:r>
+      <w:r>
+        <w:t xml:space="preserve"> </w:t>
+      </w:r>
+      <w:r>
+        <w:t xml:space="preserve">CĐ3) và trình bày Tầng 4 (Track B) như</w:t>
+      </w:r>
+      <w:r>
+        <w:t xml:space="preserve"> </w:t>
+      </w:r>
+      <w:r>
+        <w:rPr>
+          <w:b/>
+          <w:bCs/>
+        </w:rPr>
+        <w:t xml:space="preserve">bằng chứng thực nghiệm bổ</w:t>
+      </w:r>
+      <w:r>
+        <w:rPr>
+          <w:b/>
+          <w:bCs/>
+        </w:rPr>
+        <w:t xml:space="preserve"> </w:t>
+      </w:r>
+      <w:r>
+        <w:rPr>
+          <w:b/>
+          <w:bCs/>
+        </w:rPr>
+        <w:t xml:space="preserve">sung</w:t>
+      </w:r>
+      <w:r>
+        <w:t xml:space="preserve"> </w:t>
+      </w:r>
+      <w:r>
+        <w:t xml:space="preserve">(supplementary empirical evidence) củng cố tính hệ thống của quá</w:t>
+      </w:r>
+      <w:r>
+        <w:t xml:space="preserve"> </w:t>
+      </w:r>
+      <w:r>
+        <w:t xml:space="preserve">trình nghiên cứu và đáp ứng điều kiện đầu ra — không phát biểu Track B</w:t>
+      </w:r>
+      <w:r>
+        <w:t xml:space="preserve"> </w:t>
+      </w:r>
+      <w:r>
+        <w:t xml:space="preserve">như một đóng góp khoa học ngang hàng với CĐ1–CĐ3.</w:t>
+      </w:r>
+    </w:p>
+    <w:p>
+      <w:pPr>
+        <w:pStyle w:val="BodyText"/>
+      </w:pPr>
+      <w:r>
+        <w:rPr>
+          <w:b/>
+          <w:bCs/>
+        </w:rPr>
         <w:t xml:space="preserve">Câu phát biểu đóng góp tổng hợp (dùng trong Mở đầu luận án):</w:t>
       </w:r>
     </w:p>
@@ -10098,49 +10189,51 @@
         </w:numPr>
       </w:pPr>
       <w:r>
-        <w:t xml:space="preserve">Đã tra khung điểm HĐGSNN ngành Giao thông vận tải hiện hành để</w:t>
-      </w:r>
-      <w:r>
-        <w:t xml:space="preserve"> </w:t>
-      </w:r>
-      <w:r>
-        <w:t xml:space="preserve">tính điểm quy đổi thực tế cho bài Q3 + 5 công bố Track B —</w:t>
-      </w:r>
-      <w:r>
-        <w:t xml:space="preserve"> </w:t>
-      </w:r>
-      <w:r>
-        <w:rPr>
-          <w:b/>
-          <w:bCs/>
-        </w:rPr>
-        <w:t xml:space="preserve">chưa</w:t>
-      </w:r>
-      <w:r>
-        <w:rPr>
-          <w:b/>
-          <w:bCs/>
-        </w:rPr>
-        <w:t xml:space="preserve"> </w:t>
-      </w:r>
-      <w:r>
-        <w:rPr>
-          <w:b/>
-          <w:bCs/>
-        </w:rPr>
-        <w:t xml:space="preserve">làm, cần làm trước khi khóa đề cương</w:t>
-      </w:r>
-      <w:r>
-        <w:t xml:space="preserve"> </w:t>
-      </w:r>
-      <w:r>
-        <w:t xml:space="preserve">(hạng mục mở duy nhất còn</w:t>
-      </w:r>
-      <w:r>
-        <w:t xml:space="preserve"> </w:t>
-      </w:r>
-      <w:r>
-        <w:t xml:space="preserve">lại cùng với mục dưới).</w:t>
+        <w:rPr>
+          <w:b/>
+          <w:bCs/>
+        </w:rPr>
+        <w:t xml:space="preserve">CHƯA XÁC NHẬN</w:t>
+      </w:r>
+      <w:r>
+        <w:t xml:space="preserve"> </w:t>
+      </w:r>
+      <w:r>
+        <w:t xml:space="preserve">— tra khung điểm HĐGSNN ngành Giao thông vận tải</w:t>
+      </w:r>
+      <w:r>
+        <w:t xml:space="preserve"> </w:t>
+      </w:r>
+      <w:r>
+        <w:t xml:space="preserve">hiện hành để tính điểm quy đổi thực tế cho toàn bộ 07 công bố</w:t>
+      </w:r>
+      <w:r>
+        <w:t xml:space="preserve"> </w:t>
+      </w:r>
+      <w:r>
+        <w:t xml:space="preserve">(C.2) —</w:t>
+      </w:r>
+      <w:r>
+        <w:t xml:space="preserve"> </w:t>
+      </w:r>
+      <w:r>
+        <w:rPr>
+          <w:b/>
+          <w:bCs/>
+        </w:rPr>
+        <w:t xml:space="preserve">hạng mục mở, cần làm trước khi khóa đề cương</w:t>
+      </w:r>
+      <w:r>
+        <w:t xml:space="preserve"> </w:t>
+      </w:r>
+      <w:r>
+        <w:t xml:space="preserve">(không tự</w:t>
+      </w:r>
+      <w:r>
+        <w:t xml:space="preserve"> </w:t>
+      </w:r>
+      <w:r>
+        <w:t xml:space="preserve">suy diễn điểm khi chưa có căn cứ chính thức).</w:t>
       </w:r>
     </w:p>
     <w:p>
@@ -10152,7 +10245,17 @@
         </w:numPr>
       </w:pPr>
       <w:r>
-        <w:t xml:space="preserve">Đã xác nhận vị trí</w:t>
+        <w:rPr>
+          <w:b/>
+          <w:bCs/>
+        </w:rPr>
+        <w:t xml:space="preserve">CHƯA XÁC NHẬN</w:t>
+      </w:r>
+      <w:r>
+        <w:t xml:space="preserve"> </w:t>
+      </w:r>
+      <w:r>
+        <w:t xml:space="preserve">— vị trí</w:t>
       </w:r>
       <w:r>
         <w:t xml:space="preserve"> </w:t>
@@ -10164,13 +10267,13 @@
         <w:t xml:space="preserve"> </w:t>
       </w:r>
       <w:r>
-        <w:t xml:space="preserve">ở bài #2 có được công nhận là</w:t>
-      </w:r>
-      <w:r>
-        <w:t xml:space="preserve"> </w:t>
-      </w:r>
-      <w:r>
-        <w:t xml:space="preserve">tác giả chính hay không.</w:t>
+        <w:t xml:space="preserve">ở bài #2 có được công</w:t>
+      </w:r>
+      <w:r>
+        <w:t xml:space="preserve"> </w:t>
+      </w:r>
+      <w:r>
+        <w:t xml:space="preserve">nhận là tác giả chính hay không theo quy định áp dụng.</w:t>
       </w:r>
     </w:p>
     <w:p>
@@ -10182,19 +10285,723 @@
         </w:numPr>
       </w:pPr>
       <w:r>
-        <w:t xml:space="preserve">Đã xử lý 3 cảnh báo (i)/(ii)/(iii) ở C.2 — bài #4 dùng dự án khác</w:t>
-      </w:r>
-      <w:r>
-        <w:t xml:space="preserve"> </w:t>
-      </w:r>
-      <w:r>
-        <w:t xml:space="preserve">Hải Linh (không trùng lặp), bài #5 xác nhận thuộc phạm vi hạ tầng</w:t>
-      </w:r>
-      <w:r>
-        <w:t xml:space="preserve"> </w:t>
-      </w:r>
-      <w:r>
-        <w:t xml:space="preserve">cảng biển, bài #6 đã hủy không nộp.</w:t>
+        <w:t xml:space="preserve">Bảng ánh xạ công bố (C.2) đã cập nhật theo</w:t>
+      </w:r>
+      <w:r>
+        <w:t xml:space="preserve"> </w:t>
+      </w:r>
+      <w:r>
+        <w:rPr>
+          <w:rStyle w:val="VerbatimChar"/>
+        </w:rPr>
+        <w:t xml:space="preserve">Danh_muc_cong_bo_khoa_hoc_7_bai.md</w:t>
+      </w:r>
+      <w:r>
+        <w:t xml:space="preserve"> </w:t>
+      </w:r>
+      <w:r>
+        <w:t xml:space="preserve">(nguồn chuẩn hiện hành):</w:t>
+      </w:r>
+      <w:r>
+        <w:t xml:space="preserve"> </w:t>
+      </w:r>
+      <w:r>
+        <w:rPr>
+          <w:b/>
+          <w:bCs/>
+        </w:rPr>
+        <w:t xml:space="preserve">07</w:t>
+      </w:r>
+      <w:r>
+        <w:rPr>
+          <w:b/>
+          <w:bCs/>
+        </w:rPr>
+        <w:t xml:space="preserve"> </w:t>
+      </w:r>
+      <w:r>
+        <w:rPr>
+          <w:b/>
+          <w:bCs/>
+        </w:rPr>
+        <w:t xml:space="preserve">công bố đang quản lý, không có công bố nào bị hủy</w:t>
+      </w:r>
+      <w:r>
+        <w:t xml:space="preserve"> </w:t>
+      </w:r>
+      <w:r>
+        <w:t xml:space="preserve">— 01 công bố</w:t>
+      </w:r>
+      <w:r>
+        <w:t xml:space="preserve"> </w:t>
+      </w:r>
+      <w:r>
+        <w:t xml:space="preserve">lõi Track A (#2, accepted 19/08/2026) + 06 công bố Track B (#1 đã</w:t>
+      </w:r>
+      <w:r>
+        <w:t xml:space="preserve"> </w:t>
+      </w:r>
+      <w:r>
+        <w:t xml:space="preserve">công bố; #3 dự kiến đăng 10/2026; #4–#7 đang triển khai/chưa</w:t>
+      </w:r>
+      <w:r>
+        <w:t xml:space="preserve"> </w:t>
+      </w:r>
+      <w:r>
+        <w:t xml:space="preserve">nộp). Cập nhật lại bảng này mỗi khi có bài báo mới hoặc đổi trạng</w:t>
+      </w:r>
+      <w:r>
+        <w:t xml:space="preserve"> </w:t>
+      </w:r>
+      <w:r>
+        <w:t xml:space="preserve">thái.</w:t>
+      </w:r>
+    </w:p>
+    <w:p>
+      <w:r>
+        <w:pict>
+          <v:rect style="width:0;height:1.5pt" o:hralign="center" o:hrstd="t" o:hr="t"/>
+        </w:pict>
+      </w:r>
+    </w:p>
+    <w:bookmarkEnd w:id="80"/>
+    <w:bookmarkEnd w:id="81"/>
+    <w:bookmarkStart w:id="83" w:name="phần-r-kết-luận-khóa-đề-cương"/>
+    <w:p>
+      <w:pPr>
+        <w:pStyle w:val="Heading1"/>
+      </w:pPr>
+      <w:r>
+        <w:t xml:space="preserve">PHẦN R — KẾT LUẬN KHÓA ĐỀ CƯƠNG</w:t>
+      </w:r>
+    </w:p>
+    <w:bookmarkStart w:id="82" w:name="câu-trả-lời-cho-các-yêu-cầu-đặt-ra"/>
+    <w:p>
+      <w:pPr>
+        <w:pStyle w:val="Heading3"/>
+      </w:pPr>
+      <w:r>
+        <w:t xml:space="preserve">Câu trả lời cho các yêu cầu đặt ra</w:t>
+      </w:r>
+    </w:p>
+    <w:p>
+      <w:pPr>
+        <w:pStyle w:val="FirstParagraph"/>
+      </w:pPr>
+      <w:r>
+        <w:rPr>
+          <w:b/>
+          <w:bCs/>
+        </w:rPr>
+        <w:t xml:space="preserve">1. Có cần thay đổi Tổng quan và CĐ1 không?</w:t>
+      </w:r>
+    </w:p>
+    <w:p>
+      <w:pPr>
+        <w:pStyle w:val="BodyText"/>
+      </w:pPr>
+      <w:r>
+        <w:rPr>
+          <w:b/>
+          <w:bCs/>
+        </w:rPr>
+        <w:t xml:space="preserve">Có, và lần này viết lại hoàn toàn</w:t>
+      </w:r>
+      <w:r>
+        <w:t xml:space="preserve"> </w:t>
+      </w:r>
+      <w:r>
+        <w:t xml:space="preserve">(không còn giữ khung</w:t>
+      </w:r>
+      <w:r>
+        <w:t xml:space="preserve"> </w:t>
+      </w:r>
+      <w:r>
+        <w:t xml:space="preserve">“cập nhật,</w:t>
+      </w:r>
+      <w:r>
+        <w:t xml:space="preserve"> </w:t>
+      </w:r>
+      <w:r>
+        <w:t xml:space="preserve">không viết lại từ đầu”</w:t>
+      </w:r>
+      <w:r>
+        <w:t xml:space="preserve"> </w:t>
+      </w:r>
+      <w:r>
+        <w:t xml:space="preserve">như bản v1) — theo đúng chỉ đạo mới của NCS. Nội</w:t>
+      </w:r>
+      <w:r>
+        <w:t xml:space="preserve"> </w:t>
+      </w:r>
+      <w:r>
+        <w:t xml:space="preserve">dung khảo sát cũ (quốc tế/trong nước) vẫn dùng được làm tư liệu, nhưng</w:t>
+      </w:r>
+      <w:r>
+        <w:t xml:space="preserve"> </w:t>
+      </w:r>
+      <w:r>
+        <w:t xml:space="preserve">toàn bộ mạch lập luận, cách chốt thuật toán, và cấu trúc chương phải</w:t>
+      </w:r>
+      <w:r>
+        <w:t xml:space="preserve"> </w:t>
+      </w:r>
+      <w:r>
+        <w:t xml:space="preserve">làm lại theo Phần F/G.</w:t>
+      </w:r>
+    </w:p>
+    <w:p>
+      <w:pPr>
+        <w:pStyle w:val="BodyText"/>
+      </w:pPr>
+      <w:r>
+        <w:rPr>
+          <w:b/>
+          <w:bCs/>
+        </w:rPr>
+        <w:t xml:space="preserve">2. Có thể tách bài báo thành CĐ2 và CĐ3 không?</w:t>
+      </w:r>
+    </w:p>
+    <w:p>
+      <w:pPr>
+        <w:pStyle w:val="BodyText"/>
+      </w:pPr>
+      <w:r>
+        <w:rPr>
+          <w:b/>
+          <w:bCs/>
+        </w:rPr>
+        <w:t xml:space="preserve">Có</w:t>
+      </w:r>
+      <w:r>
+        <w:t xml:space="preserve">, với điều kiện bắt buộc là quy tắc</w:t>
+      </w:r>
+      <w:r>
+        <w:t xml:space="preserve"> </w:t>
+      </w:r>
+      <w:r>
+        <w:rPr>
+          <w:b/>
+          <w:bCs/>
+        </w:rPr>
+        <w:t xml:space="preserve">giá trị gia tăng</w:t>
+      </w:r>
+      <w:r>
+        <w:t xml:space="preserve"> </w:t>
+      </w:r>
+      <w:r>
+        <w:t xml:space="preserve">(B.1):</w:t>
+      </w:r>
+      <w:r>
+        <w:t xml:space="preserve"> </w:t>
+      </w:r>
+      <w:r>
+        <w:t xml:space="preserve">mỗi chuyên đề phải vượt ra ngoài nội dung bài báo đã công bố, không chỉ</w:t>
+      </w:r>
+      <w:r>
+        <w:t xml:space="preserve"> </w:t>
+      </w:r>
+      <w:r>
+        <w:t xml:space="preserve">trình bày lại.</w:t>
+      </w:r>
+    </w:p>
+    <w:p>
+      <w:pPr>
+        <w:pStyle w:val="BodyText"/>
+      </w:pPr>
+      <w:r>
+        <w:rPr>
+          <w:b/>
+          <w:bCs/>
+        </w:rPr>
+        <w:t xml:space="preserve">3. Các bài báo trong nước (SOO/MOO ứng dụng khác) nằm ở đâu?</w:t>
+      </w:r>
+    </w:p>
+    <w:p>
+      <w:pPr>
+        <w:pStyle w:val="BodyText"/>
+      </w:pPr>
+      <w:r>
+        <w:rPr>
+          <w:b/>
+          <w:bCs/>
+        </w:rPr>
+        <w:t xml:space="preserve">Track B</w:t>
+      </w:r>
+      <w:r>
+        <w:t xml:space="preserve"> </w:t>
+      </w:r>
+      <w:r>
+        <w:t xml:space="preserve">— không tạo chương riêng, chỉ xuất hiện ở ba điểm neo:</w:t>
+      </w:r>
+      <w:r>
+        <w:t xml:space="preserve"> </w:t>
+      </w:r>
+      <w:r>
+        <w:t xml:space="preserve">Tổng quan (khả năng tiếp cận), CĐ1 §2.9 (đối chứng), CĐ3 §3.9.x (thảo</w:t>
+      </w:r>
+      <w:r>
+        <w:t xml:space="preserve"> </w:t>
+      </w:r>
+      <w:r>
+        <w:t xml:space="preserve">luận mở rộng) — đồng thời phục vụ điều kiện đầu ra tốt nghiệp (cần xác</w:t>
+      </w:r>
+      <w:r>
+        <w:t xml:space="preserve"> </w:t>
+      </w:r>
+      <w:r>
+        <w:t xml:space="preserve">nhận số lượng theo C.3).</w:t>
+      </w:r>
+    </w:p>
+    <w:p>
+      <w:pPr>
+        <w:pStyle w:val="BodyText"/>
+      </w:pPr>
+      <w:r>
+        <w:rPr>
+          <w:b/>
+          <w:bCs/>
+        </w:rPr>
+        <w:t xml:space="preserve">4. Bốn sản phẩm (+ Track B) có xuyên suốt thành luận án không?</w:t>
+      </w:r>
+    </w:p>
+    <w:p>
+      <w:pPr>
+        <w:pStyle w:val="BodyText"/>
+      </w:pPr>
+      <w:r>
+        <w:rPr>
+          <w:b/>
+          <w:bCs/>
+        </w:rPr>
+        <w:t xml:space="preserve">Có.</w:t>
+      </w:r>
+      <w:r>
+        <w:t xml:space="preserve"> </w:t>
+      </w:r>
+      <w:r>
+        <w:t xml:space="preserve">Cấu trúc khóa lại:</w:t>
+      </w:r>
+    </w:p>
+    <w:p>
+      <w:pPr>
+        <w:pStyle w:val="SourceCode"/>
+      </w:pPr>
+      <w:r>
+        <w:rPr>
+          <w:rStyle w:val="VerbatimChar"/>
+        </w:rPr>
+        <w:t xml:space="preserve">TỔNG QUAN (+ Track B)</w:t>
+      </w:r>
+      <w:r>
+        <w:br/>
+      </w:r>
+      <w:r>
+        <w:rPr>
+          <w:rStyle w:val="VerbatimChar"/>
+        </w:rPr>
+        <w:t xml:space="preserve">     ↓</w:t>
+      </w:r>
+      <w:r>
+        <w:br/>
+      </w:r>
+      <w:r>
+        <w:rPr>
+          <w:rStyle w:val="VerbatimChar"/>
+        </w:rPr>
+        <w:t xml:space="preserve">CĐ1 — CƠ SỞ KHOA HỌC (+ Track B)</w:t>
+      </w:r>
+      <w:r>
+        <w:br/>
+      </w:r>
+      <w:r>
+        <w:rPr>
+          <w:rStyle w:val="VerbatimChar"/>
+        </w:rPr>
+        <w:t xml:space="preserve">     ↓</w:t>
+      </w:r>
+      <w:r>
+        <w:br/>
+      </w:r>
+      <w:r>
+        <w:rPr>
+          <w:rStyle w:val="VerbatimChar"/>
+        </w:rPr>
+        <w:t xml:space="preserve">CĐ2 — PHÁT TRIỂN MOSFOA</w:t>
+      </w:r>
+      <w:r>
+        <w:br/>
+      </w:r>
+      <w:r>
+        <w:rPr>
+          <w:rStyle w:val="VerbatimChar"/>
+        </w:rPr>
+        <w:t xml:space="preserve">     ↓</w:t>
+      </w:r>
+      <w:r>
+        <w:br/>
+      </w:r>
+      <w:r>
+        <w:rPr>
+          <w:rStyle w:val="VerbatimChar"/>
+        </w:rPr>
+        <w:t xml:space="preserve">CĐ3 — ỨNG DỤNG MOSFOA (+ Track B)</w:t>
+      </w:r>
+      <w:r>
+        <w:br/>
+      </w:r>
+      <w:r>
+        <w:rPr>
+          <w:rStyle w:val="VerbatimChar"/>
+        </w:rPr>
+        <w:t xml:space="preserve">     ↓</w:t>
+      </w:r>
+      <w:r>
+        <w:br/>
+      </w:r>
+      <w:r>
+        <w:rPr>
+          <w:rStyle w:val="VerbatimChar"/>
+        </w:rPr>
+        <w:t xml:space="preserve">LUẬN ÁN (Đóng góp khoa học 4 tầng — Phần D)</w:t>
+      </w:r>
+    </w:p>
+    <w:p>
+      <w:pPr>
+        <w:pStyle w:val="BlockText"/>
+      </w:pPr>
+      <w:r>
+        <w:rPr>
+          <w:b/>
+          <w:bCs/>
+        </w:rPr>
+        <w:t xml:space="preserve">Tổng quan chứng minh</w:t>
+      </w:r>
+      <w:r>
+        <w:rPr>
+          <w:b/>
+          <w:bCs/>
+        </w:rPr>
+        <w:t xml:space="preserve"> </w:t>
+      </w:r>
+      <w:r>
+        <w:rPr>
+          <w:b/>
+          <w:bCs/>
+        </w:rPr>
+        <w:t xml:space="preserve">“WHY”</w:t>
+      </w:r>
+      <w:r>
+        <w:rPr>
+          <w:b/>
+          <w:bCs/>
+        </w:rPr>
+        <w:t xml:space="preserve"> </w:t>
+      </w:r>
+      <w:r>
+        <w:rPr>
+          <w:b/>
+          <w:bCs/>
+        </w:rPr>
+        <w:t xml:space="preserve">(và</w:t>
+      </w:r>
+      <w:r>
+        <w:rPr>
+          <w:b/>
+          <w:bCs/>
+        </w:rPr>
+        <w:t xml:space="preserve"> </w:t>
+      </w:r>
+      <w:r>
+        <w:rPr>
+          <w:b/>
+          <w:bCs/>
+        </w:rPr>
+        <w:t xml:space="preserve">“NCS đã chuẩn bị gì”</w:t>
+      </w:r>
+      <w:r>
+        <w:rPr>
+          <w:b/>
+          <w:bCs/>
+        </w:rPr>
+        <w:t xml:space="preserve">).</w:t>
+      </w:r>
+      <w:r>
+        <w:t xml:space="preserve"> </w:t>
+      </w:r>
+      <w:r>
+        <w:rPr>
+          <w:b/>
+          <w:bCs/>
+        </w:rPr>
+        <w:t xml:space="preserve">CĐ1 chứng minh</w:t>
+      </w:r>
+      <w:r>
+        <w:rPr>
+          <w:b/>
+          <w:bCs/>
+        </w:rPr>
+        <w:t xml:space="preserve"> </w:t>
+      </w:r>
+      <w:r>
+        <w:rPr>
+          <w:b/>
+          <w:bCs/>
+        </w:rPr>
+        <w:t xml:space="preserve">“WHAT PROBLEM”</w:t>
+      </w:r>
+      <w:r>
+        <w:rPr>
+          <w:b/>
+          <w:bCs/>
+        </w:rPr>
+        <w:t xml:space="preserve"> </w:t>
+      </w:r>
+      <w:r>
+        <w:rPr>
+          <w:b/>
+          <w:bCs/>
+        </w:rPr>
+        <w:t xml:space="preserve">(và</w:t>
+      </w:r>
+      <w:r>
+        <w:rPr>
+          <w:b/>
+          <w:bCs/>
+        </w:rPr>
+        <w:t xml:space="preserve"> </w:t>
+      </w:r>
+      <w:r>
+        <w:rPr>
+          <w:b/>
+          <w:bCs/>
+        </w:rPr>
+        <w:t xml:space="preserve">“đã thử gì trước MOSFOA”</w:t>
+      </w:r>
+      <w:r>
+        <w:rPr>
+          <w:b/>
+          <w:bCs/>
+        </w:rPr>
+        <w:t xml:space="preserve">).</w:t>
+      </w:r>
+      <w:r>
+        <w:t xml:space="preserve"> </w:t>
+      </w:r>
+      <w:r>
+        <w:rPr>
+          <w:b/>
+          <w:bCs/>
+        </w:rPr>
+        <w:t xml:space="preserve">CĐ2 chứng minh</w:t>
+      </w:r>
+      <w:r>
+        <w:rPr>
+          <w:b/>
+          <w:bCs/>
+        </w:rPr>
+        <w:t xml:space="preserve"> </w:t>
+      </w:r>
+      <w:r>
+        <w:rPr>
+          <w:b/>
+          <w:bCs/>
+        </w:rPr>
+        <w:t xml:space="preserve">“HOW TO SOLVE”</w:t>
+      </w:r>
+      <w:r>
+        <w:rPr>
+          <w:b/>
+          <w:bCs/>
+        </w:rPr>
+        <w:t xml:space="preserve">.</w:t>
+      </w:r>
+      <w:r>
+        <w:t xml:space="preserve"> </w:t>
+      </w:r>
+      <w:r>
+        <w:rPr>
+          <w:b/>
+          <w:bCs/>
+        </w:rPr>
+        <w:t xml:space="preserve">CĐ3 chứng minh</w:t>
+      </w:r>
+      <w:r>
+        <w:rPr>
+          <w:b/>
+          <w:bCs/>
+        </w:rPr>
+        <w:t xml:space="preserve"> </w:t>
+      </w:r>
+      <w:r>
+        <w:rPr>
+          <w:b/>
+          <w:bCs/>
+        </w:rPr>
+        <w:t xml:space="preserve">“DOES IT WORK IN ENGINEERING”</w:t>
+      </w:r>
+      <w:r>
+        <w:rPr>
+          <w:b/>
+          <w:bCs/>
+        </w:rPr>
+        <w:t xml:space="preserve"> </w:t>
+      </w:r>
+      <w:r>
+        <w:rPr>
+          <w:b/>
+          <w:bCs/>
+        </w:rPr>
+        <w:t xml:space="preserve">(và</w:t>
+      </w:r>
+      <w:r>
+        <w:rPr>
+          <w:b/>
+          <w:bCs/>
+        </w:rPr>
+        <w:t xml:space="preserve"> </w:t>
+      </w:r>
+      <w:r>
+        <w:rPr>
+          <w:b/>
+          <w:bCs/>
+        </w:rPr>
+        <w:t xml:space="preserve">“có tổng quát hóa</w:t>
+      </w:r>
+      <w:r>
+        <w:rPr>
+          <w:b/>
+          <w:bCs/>
+        </w:rPr>
+        <w:t xml:space="preserve"> </w:t>
+      </w:r>
+      <w:r>
+        <w:rPr>
+          <w:b/>
+          <w:bCs/>
+        </w:rPr>
+        <w:t xml:space="preserve">được không”</w:t>
+      </w:r>
+      <w:r>
+        <w:rPr>
+          <w:b/>
+          <w:bCs/>
+        </w:rPr>
+        <w:t xml:space="preserve">).</w:t>
+      </w:r>
+      <w:r>
+        <w:t xml:space="preserve"> </w:t>
+      </w:r>
+      <w:r>
+        <w:rPr>
+          <w:b/>
+          <w:bCs/>
+        </w:rPr>
+        <w:t xml:space="preserve">Luận án tích hợp toàn bộ thành</w:t>
+      </w:r>
+      <w:r>
+        <w:rPr>
+          <w:b/>
+          <w:bCs/>
+        </w:rPr>
+        <w:t xml:space="preserve"> </w:t>
+      </w:r>
+      <w:r>
+        <w:rPr>
+          <w:b/>
+          <w:bCs/>
+        </w:rPr>
+        <w:t xml:space="preserve">“SCIENTIFIC CONTRIBUTION”</w:t>
+      </w:r>
+      <w:r>
+        <w:rPr>
+          <w:b/>
+          <w:bCs/>
+        </w:rPr>
+        <w:t xml:space="preserve">, được phát</w:t>
+      </w:r>
+      <w:r>
+        <w:rPr>
+          <w:b/>
+          <w:bCs/>
+        </w:rPr>
+        <w:t xml:space="preserve"> </w:t>
+      </w:r>
+      <w:r>
+        <w:rPr>
+          <w:b/>
+          <w:bCs/>
+        </w:rPr>
+        <w:t xml:space="preserve">biểu thống nhất ở Phần D.</w:t>
+      </w:r>
+    </w:p>
+    <w:p>
+      <w:pPr>
+        <w:pStyle w:val="FirstParagraph"/>
+      </w:pPr>
+      <w:r>
+        <w:rPr>
+          <w:b/>
+          <w:bCs/>
+        </w:rPr>
+        <w:t xml:space="preserve">Việc còn lại trước khi viết chi tiết</w:t>
+      </w:r>
+      <w:r>
+        <w:t xml:space="preserve"> </w:t>
+      </w:r>
+      <w:r>
+        <w:t xml:space="preserve">(theo trạng thái hiện hành ở</w:t>
+      </w:r>
+      <w:r>
+        <w:t xml:space="preserve"> </w:t>
+      </w:r>
+      <w:r>
+        <w:rPr>
+          <w:rStyle w:val="VerbatimChar"/>
+        </w:rPr>
+        <w:t xml:space="preserve">Danh_muc_cong_bo_khoa_hoc_7_bai.md</w:t>
+      </w:r>
+      <w:r>
+        <w:t xml:space="preserve">, nguồn chuẩn —</w:t>
+      </w:r>
+      <w:r>
+        <w:t xml:space="preserve"> </w:t>
+      </w:r>
+      <w:r>
+        <w:rPr>
+          <w:b/>
+          <w:bCs/>
+        </w:rPr>
+        <w:t xml:space="preserve">07 công bố đang</w:t>
+      </w:r>
+      <w:r>
+        <w:rPr>
+          <w:b/>
+          <w:bCs/>
+        </w:rPr>
+        <w:t xml:space="preserve"> </w:t>
+      </w:r>
+      <w:r>
+        <w:rPr>
+          <w:b/>
+          <w:bCs/>
+        </w:rPr>
+        <w:t xml:space="preserve">quản lý, không có công bố nào bị hủy</w:t>
+      </w:r>
+      <w:r>
+        <w:t xml:space="preserve">: 01 công bố lõi Track A (#2,</w:t>
+      </w:r>
+      <w:r>
+        <w:t xml:space="preserve"> </w:t>
+      </w:r>
+      <w:r>
+        <w:t xml:space="preserve">accepted 19/08/2026) + 06 công bố Track B (#1 đã công bố; #3 dự kiến</w:t>
+      </w:r>
+      <w:r>
+        <w:t xml:space="preserve"> </w:t>
+      </w:r>
+      <w:r>
+        <w:t xml:space="preserve">đăng 10/2026; #4–#7 đang triển khai/chưa nộp)):</w:t>
       </w:r>
     </w:p>
     <w:p>
@@ -10206,634 +11013,56 @@
         </w:numPr>
       </w:pPr>
       <w:r>
-        <w:t xml:space="preserve">Bảng ánh xạ công bố (C.2) được cập nhật mỗi khi có bài báo mới.</w:t>
-      </w:r>
-    </w:p>
-    <w:p>
-      <w:r>
-        <w:pict>
-          <v:rect style="width:0;height:1.5pt" o:hralign="center" o:hrstd="t" o:hr="t"/>
-        </w:pict>
-      </w:r>
-    </w:p>
-    <w:bookmarkEnd w:id="80"/>
-    <w:bookmarkEnd w:id="81"/>
-    <w:bookmarkStart w:id="83" w:name="phần-r-kết-luận-khóa-đề-cương"/>
-    <w:p>
-      <w:pPr>
-        <w:pStyle w:val="Heading1"/>
-      </w:pPr>
-      <w:r>
-        <w:t xml:space="preserve">PHẦN R — KẾT LUẬN KHÓA ĐỀ CƯƠNG</w:t>
-      </w:r>
-    </w:p>
-    <w:bookmarkStart w:id="82" w:name="câu-trả-lời-cho-các-yêu-cầu-đặt-ra"/>
-    <w:p>
-      <w:pPr>
-        <w:pStyle w:val="Heading3"/>
-      </w:pPr>
-      <w:r>
-        <w:t xml:space="preserve">Câu trả lời cho các yêu cầu đặt ra</w:t>
-      </w:r>
-    </w:p>
-    <w:p>
-      <w:pPr>
-        <w:pStyle w:val="FirstParagraph"/>
-      </w:pPr>
-      <w:r>
-        <w:rPr>
-          <w:b/>
-          <w:bCs/>
-        </w:rPr>
-        <w:t xml:space="preserve">1. Có cần thay đổi Tổng quan và CĐ1 không?</w:t>
-      </w:r>
-    </w:p>
-    <w:p>
-      <w:pPr>
-        <w:pStyle w:val="BodyText"/>
-      </w:pPr>
-      <w:r>
-        <w:rPr>
-          <w:b/>
-          <w:bCs/>
-        </w:rPr>
-        <w:t xml:space="preserve">Có, và lần này viết lại hoàn toàn</w:t>
-      </w:r>
-      <w:r>
-        <w:t xml:space="preserve"> </w:t>
-      </w:r>
-      <w:r>
-        <w:t xml:space="preserve">(không còn giữ khung</w:t>
-      </w:r>
-      <w:r>
-        <w:t xml:space="preserve"> </w:t>
-      </w:r>
-      <w:r>
-        <w:t xml:space="preserve">“cập nhật,</w:t>
-      </w:r>
-      <w:r>
-        <w:t xml:space="preserve"> </w:t>
-      </w:r>
-      <w:r>
-        <w:t xml:space="preserve">không viết lại từ đầu”</w:t>
-      </w:r>
-      <w:r>
-        <w:t xml:space="preserve"> </w:t>
-      </w:r>
-      <w:r>
-        <w:t xml:space="preserve">như bản v1) — theo đúng chỉ đạo mới của NCS. Nội</w:t>
-      </w:r>
-      <w:r>
-        <w:t xml:space="preserve"> </w:t>
-      </w:r>
-      <w:r>
-        <w:t xml:space="preserve">dung khảo sát cũ (quốc tế/trong nước) vẫn dùng được làm tư liệu, nhưng</w:t>
-      </w:r>
-      <w:r>
-        <w:t xml:space="preserve"> </w:t>
-      </w:r>
-      <w:r>
-        <w:t xml:space="preserve">toàn bộ mạch lập luận, cách chốt thuật toán, và cấu trúc chương phải</w:t>
-      </w:r>
-      <w:r>
-        <w:t xml:space="preserve"> </w:t>
-      </w:r>
-      <w:r>
-        <w:t xml:space="preserve">làm lại theo Phần F/G.</w:t>
-      </w:r>
-    </w:p>
-    <w:p>
-      <w:pPr>
-        <w:pStyle w:val="BodyText"/>
-      </w:pPr>
-      <w:r>
-        <w:rPr>
-          <w:b/>
-          <w:bCs/>
-        </w:rPr>
-        <w:t xml:space="preserve">2. Có thể tách bài báo thành CĐ2 và CĐ3 không?</w:t>
-      </w:r>
-    </w:p>
-    <w:p>
-      <w:pPr>
-        <w:pStyle w:val="BodyText"/>
-      </w:pPr>
-      <w:r>
-        <w:rPr>
-          <w:b/>
-          <w:bCs/>
-        </w:rPr>
-        <w:t xml:space="preserve">Có</w:t>
-      </w:r>
-      <w:r>
-        <w:t xml:space="preserve">, với điều kiện bắt buộc là quy tắc</w:t>
-      </w:r>
-      <w:r>
-        <w:t xml:space="preserve"> </w:t>
-      </w:r>
-      <w:r>
-        <w:rPr>
-          <w:b/>
-          <w:bCs/>
-        </w:rPr>
-        <w:t xml:space="preserve">giá trị gia tăng</w:t>
-      </w:r>
-      <w:r>
-        <w:t xml:space="preserve"> </w:t>
-      </w:r>
-      <w:r>
-        <w:t xml:space="preserve">(B.1):</w:t>
-      </w:r>
-      <w:r>
-        <w:t xml:space="preserve"> </w:t>
-      </w:r>
-      <w:r>
-        <w:t xml:space="preserve">mỗi chuyên đề phải vượt ra ngoài nội dung bài báo đã công bố, không chỉ</w:t>
-      </w:r>
-      <w:r>
-        <w:t xml:space="preserve"> </w:t>
-      </w:r>
-      <w:r>
-        <w:t xml:space="preserve">trình bày lại.</w:t>
-      </w:r>
-    </w:p>
-    <w:p>
-      <w:pPr>
-        <w:pStyle w:val="BodyText"/>
-      </w:pPr>
-      <w:r>
-        <w:rPr>
-          <w:b/>
-          <w:bCs/>
-        </w:rPr>
-        <w:t xml:space="preserve">3. Các bài báo trong nước (SOO/MOO ứng dụng khác) nằm ở đâu?</w:t>
-      </w:r>
-    </w:p>
-    <w:p>
-      <w:pPr>
-        <w:pStyle w:val="BodyText"/>
-      </w:pPr>
-      <w:r>
-        <w:rPr>
-          <w:b/>
-          <w:bCs/>
-        </w:rPr>
-        <w:t xml:space="preserve">Track B</w:t>
-      </w:r>
-      <w:r>
-        <w:t xml:space="preserve"> </w:t>
-      </w:r>
-      <w:r>
-        <w:t xml:space="preserve">— không tạo chương riêng, chỉ xuất hiện ở ba điểm neo:</w:t>
-      </w:r>
-      <w:r>
-        <w:t xml:space="preserve"> </w:t>
-      </w:r>
-      <w:r>
-        <w:t xml:space="preserve">Tổng quan (khả năng tiếp cận), CĐ1 §2.9 (đối chứng), CĐ3 §3.9.x (thảo</w:t>
-      </w:r>
-      <w:r>
-        <w:t xml:space="preserve"> </w:t>
-      </w:r>
-      <w:r>
-        <w:t xml:space="preserve">luận mở rộng) — đồng thời phục vụ điều kiện đầu ra tốt nghiệp (cần xác</w:t>
-      </w:r>
-      <w:r>
-        <w:t xml:space="preserve"> </w:t>
-      </w:r>
-      <w:r>
-        <w:t xml:space="preserve">nhận số lượng theo C.3).</w:t>
-      </w:r>
-    </w:p>
-    <w:p>
-      <w:pPr>
-        <w:pStyle w:val="BodyText"/>
-      </w:pPr>
-      <w:r>
-        <w:rPr>
-          <w:b/>
-          <w:bCs/>
-        </w:rPr>
-        <w:t xml:space="preserve">4. Bốn sản phẩm (+ Track B) có xuyên suốt thành luận án không?</w:t>
-      </w:r>
-    </w:p>
-    <w:p>
-      <w:pPr>
-        <w:pStyle w:val="BodyText"/>
-      </w:pPr>
-      <w:r>
-        <w:rPr>
-          <w:b/>
-          <w:bCs/>
-        </w:rPr>
-        <w:t xml:space="preserve">Có.</w:t>
-      </w:r>
-      <w:r>
-        <w:t xml:space="preserve"> </w:t>
-      </w:r>
-      <w:r>
-        <w:t xml:space="preserve">Cấu trúc khóa lại:</w:t>
-      </w:r>
-    </w:p>
-    <w:p>
-      <w:pPr>
-        <w:pStyle w:val="SourceCode"/>
-      </w:pPr>
-      <w:r>
-        <w:rPr>
-          <w:rStyle w:val="VerbatimChar"/>
-        </w:rPr>
-        <w:t xml:space="preserve">TỔNG QUAN (+ Track B)</w:t>
-      </w:r>
-      <w:r>
-        <w:br/>
-      </w:r>
-      <w:r>
-        <w:rPr>
-          <w:rStyle w:val="VerbatimChar"/>
-        </w:rPr>
-        <w:t xml:space="preserve">     ↓</w:t>
-      </w:r>
-      <w:r>
-        <w:br/>
-      </w:r>
-      <w:r>
-        <w:rPr>
-          <w:rStyle w:val="VerbatimChar"/>
-        </w:rPr>
-        <w:t xml:space="preserve">CĐ1 — CƠ SỞ KHOA HỌC (+ Track B)</w:t>
-      </w:r>
-      <w:r>
-        <w:br/>
-      </w:r>
-      <w:r>
-        <w:rPr>
-          <w:rStyle w:val="VerbatimChar"/>
-        </w:rPr>
-        <w:t xml:space="preserve">     ↓</w:t>
-      </w:r>
-      <w:r>
-        <w:br/>
-      </w:r>
-      <w:r>
-        <w:rPr>
-          <w:rStyle w:val="VerbatimChar"/>
-        </w:rPr>
-        <w:t xml:space="preserve">CĐ2 — PHÁT TRIỂN MOSFOA</w:t>
-      </w:r>
-      <w:r>
-        <w:br/>
-      </w:r>
-      <w:r>
-        <w:rPr>
-          <w:rStyle w:val="VerbatimChar"/>
-        </w:rPr>
-        <w:t xml:space="preserve">     ↓</w:t>
-      </w:r>
-      <w:r>
-        <w:br/>
-      </w:r>
-      <w:r>
-        <w:rPr>
-          <w:rStyle w:val="VerbatimChar"/>
-        </w:rPr>
-        <w:t xml:space="preserve">CĐ3 — ỨNG DỤNG MOSFOA (+ Track B)</w:t>
-      </w:r>
-      <w:r>
-        <w:br/>
-      </w:r>
-      <w:r>
-        <w:rPr>
-          <w:rStyle w:val="VerbatimChar"/>
-        </w:rPr>
-        <w:t xml:space="preserve">     ↓</w:t>
-      </w:r>
-      <w:r>
-        <w:br/>
-      </w:r>
-      <w:r>
-        <w:rPr>
-          <w:rStyle w:val="VerbatimChar"/>
-        </w:rPr>
-        <w:t xml:space="preserve">LUẬN ÁN (Đóng góp khoa học 4 tầng — Phần D)</w:t>
-      </w:r>
-    </w:p>
-    <w:p>
-      <w:pPr>
-        <w:pStyle w:val="BlockText"/>
-      </w:pPr>
-      <w:r>
-        <w:rPr>
-          <w:b/>
-          <w:bCs/>
-        </w:rPr>
-        <w:t xml:space="preserve">Tổng quan chứng minh</w:t>
-      </w:r>
-      <w:r>
-        <w:rPr>
-          <w:b/>
-          <w:bCs/>
-        </w:rPr>
-        <w:t xml:space="preserve"> </w:t>
-      </w:r>
-      <w:r>
-        <w:rPr>
-          <w:b/>
-          <w:bCs/>
-        </w:rPr>
-        <w:t xml:space="preserve">“WHY”</w:t>
-      </w:r>
-      <w:r>
-        <w:rPr>
-          <w:b/>
-          <w:bCs/>
-        </w:rPr>
-        <w:t xml:space="preserve"> </w:t>
-      </w:r>
-      <w:r>
-        <w:rPr>
-          <w:b/>
-          <w:bCs/>
-        </w:rPr>
-        <w:t xml:space="preserve">(và</w:t>
-      </w:r>
-      <w:r>
-        <w:rPr>
-          <w:b/>
-          <w:bCs/>
-        </w:rPr>
-        <w:t xml:space="preserve"> </w:t>
-      </w:r>
-      <w:r>
-        <w:rPr>
-          <w:b/>
-          <w:bCs/>
-        </w:rPr>
-        <w:t xml:space="preserve">“NCS đã chuẩn bị gì”</w:t>
-      </w:r>
-      <w:r>
-        <w:rPr>
-          <w:b/>
-          <w:bCs/>
-        </w:rPr>
-        <w:t xml:space="preserve">).</w:t>
-      </w:r>
-      <w:r>
-        <w:t xml:space="preserve"> </w:t>
-      </w:r>
-      <w:r>
-        <w:rPr>
-          <w:b/>
-          <w:bCs/>
-        </w:rPr>
-        <w:t xml:space="preserve">CĐ1 chứng minh</w:t>
-      </w:r>
-      <w:r>
-        <w:rPr>
-          <w:b/>
-          <w:bCs/>
-        </w:rPr>
-        <w:t xml:space="preserve"> </w:t>
-      </w:r>
-      <w:r>
-        <w:rPr>
-          <w:b/>
-          <w:bCs/>
-        </w:rPr>
-        <w:t xml:space="preserve">“WHAT PROBLEM”</w:t>
-      </w:r>
-      <w:r>
-        <w:rPr>
-          <w:b/>
-          <w:bCs/>
-        </w:rPr>
-        <w:t xml:space="preserve"> </w:t>
-      </w:r>
-      <w:r>
-        <w:rPr>
-          <w:b/>
-          <w:bCs/>
-        </w:rPr>
-        <w:t xml:space="preserve">(và</w:t>
-      </w:r>
-      <w:r>
-        <w:rPr>
-          <w:b/>
-          <w:bCs/>
-        </w:rPr>
-        <w:t xml:space="preserve"> </w:t>
-      </w:r>
-      <w:r>
-        <w:rPr>
-          <w:b/>
-          <w:bCs/>
-        </w:rPr>
-        <w:t xml:space="preserve">“đã thử gì trước MOSFOA”</w:t>
-      </w:r>
-      <w:r>
-        <w:rPr>
-          <w:b/>
-          <w:bCs/>
-        </w:rPr>
-        <w:t xml:space="preserve">).</w:t>
-      </w:r>
-      <w:r>
-        <w:t xml:space="preserve"> </w:t>
-      </w:r>
-      <w:r>
-        <w:rPr>
-          <w:b/>
-          <w:bCs/>
-        </w:rPr>
-        <w:t xml:space="preserve">CĐ2 chứng minh</w:t>
-      </w:r>
-      <w:r>
-        <w:rPr>
-          <w:b/>
-          <w:bCs/>
-        </w:rPr>
-        <w:t xml:space="preserve"> </w:t>
-      </w:r>
-      <w:r>
-        <w:rPr>
-          <w:b/>
-          <w:bCs/>
-        </w:rPr>
-        <w:t xml:space="preserve">“HOW TO SOLVE”</w:t>
-      </w:r>
-      <w:r>
-        <w:rPr>
-          <w:b/>
-          <w:bCs/>
-        </w:rPr>
-        <w:t xml:space="preserve">.</w:t>
-      </w:r>
-      <w:r>
-        <w:t xml:space="preserve"> </w:t>
-      </w:r>
-      <w:r>
-        <w:rPr>
-          <w:b/>
-          <w:bCs/>
-        </w:rPr>
-        <w:t xml:space="preserve">CĐ3 chứng minh</w:t>
-      </w:r>
-      <w:r>
-        <w:rPr>
-          <w:b/>
-          <w:bCs/>
-        </w:rPr>
-        <w:t xml:space="preserve"> </w:t>
-      </w:r>
-      <w:r>
-        <w:rPr>
-          <w:b/>
-          <w:bCs/>
-        </w:rPr>
-        <w:t xml:space="preserve">“DOES IT WORK IN ENGINEERING”</w:t>
-      </w:r>
-      <w:r>
-        <w:rPr>
-          <w:b/>
-          <w:bCs/>
-        </w:rPr>
-        <w:t xml:space="preserve"> </w:t>
-      </w:r>
-      <w:r>
-        <w:rPr>
-          <w:b/>
-          <w:bCs/>
-        </w:rPr>
-        <w:t xml:space="preserve">(và</w:t>
-      </w:r>
-      <w:r>
-        <w:rPr>
-          <w:b/>
-          <w:bCs/>
-        </w:rPr>
-        <w:t xml:space="preserve"> </w:t>
-      </w:r>
-      <w:r>
-        <w:rPr>
-          <w:b/>
-          <w:bCs/>
-        </w:rPr>
-        <w:t xml:space="preserve">“có tổng quát hóa</w:t>
-      </w:r>
-      <w:r>
-        <w:rPr>
-          <w:b/>
-          <w:bCs/>
-        </w:rPr>
-        <w:t xml:space="preserve"> </w:t>
-      </w:r>
-      <w:r>
-        <w:rPr>
-          <w:b/>
-          <w:bCs/>
-        </w:rPr>
-        <w:t xml:space="preserve">được không”</w:t>
-      </w:r>
-      <w:r>
-        <w:rPr>
-          <w:b/>
-          <w:bCs/>
-        </w:rPr>
-        <w:t xml:space="preserve">).</w:t>
-      </w:r>
-      <w:r>
-        <w:t xml:space="preserve"> </w:t>
-      </w:r>
-      <w:r>
-        <w:rPr>
-          <w:b/>
-          <w:bCs/>
-        </w:rPr>
-        <w:t xml:space="preserve">Luận án tích hợp toàn bộ thành</w:t>
-      </w:r>
-      <w:r>
-        <w:rPr>
-          <w:b/>
-          <w:bCs/>
-        </w:rPr>
-        <w:t xml:space="preserve"> </w:t>
-      </w:r>
-      <w:r>
-        <w:rPr>
-          <w:b/>
-          <w:bCs/>
-        </w:rPr>
-        <w:t xml:space="preserve">“SCIENTIFIC CONTRIBUTION”</w:t>
-      </w:r>
-      <w:r>
-        <w:rPr>
-          <w:b/>
-          <w:bCs/>
-        </w:rPr>
-        <w:t xml:space="preserve">, được phát</w:t>
-      </w:r>
-      <w:r>
-        <w:rPr>
-          <w:b/>
-          <w:bCs/>
-        </w:rPr>
-        <w:t xml:space="preserve"> </w:t>
-      </w:r>
-      <w:r>
-        <w:rPr>
-          <w:b/>
-          <w:bCs/>
-        </w:rPr>
-        <w:t xml:space="preserve">biểu thống nhất ở Phần D.</w:t>
-      </w:r>
-    </w:p>
-    <w:p>
-      <w:pPr>
-        <w:pStyle w:val="FirstParagraph"/>
-      </w:pPr>
-      <w:r>
-        <w:rPr>
-          <w:b/>
-          <w:bCs/>
-        </w:rPr>
-        <w:t xml:space="preserve">Việc còn lại trước khi viết chi tiết</w:t>
-      </w:r>
-      <w:r>
-        <w:t xml:space="preserve"> </w:t>
-      </w:r>
-      <w:r>
-        <w:t xml:space="preserve">(đã cập nhật sau khi NCS xác</w:t>
-      </w:r>
-      <w:r>
-        <w:t xml:space="preserve"> </w:t>
-      </w:r>
-      <w:r>
-        <w:t xml:space="preserve">nhận ngành xét HĐGSNN, vị trí tác giả các bài dự kiến, và xử lý dứt</w:t>
-      </w:r>
-      <w:r>
-        <w:t xml:space="preserve"> </w:t>
-      </w:r>
-      <w:r>
-        <w:t xml:space="preserve">điểm 3 cảnh báo trùng lặp/phạm vi — Track B nay còn đúng</w:t>
-      </w:r>
-      <w:r>
-        <w:t xml:space="preserve"> </w:t>
-      </w:r>
-      <w:r>
-        <w:rPr>
-          <w:b/>
-          <w:bCs/>
-        </w:rPr>
-        <w:t xml:space="preserve">5 công bố</w:t>
-      </w:r>
-      <w:r>
-        <w:t xml:space="preserve">:</w:t>
-      </w:r>
-      <w:r>
-        <w:t xml:space="preserve"> </w:t>
-      </w:r>
-      <w:r>
-        <w:t xml:space="preserve">Q3 + #1 + #2 + #3 + #4 + #5, đã loại bỏ #6):</w:t>
+        <w:t xml:space="preserve">Tra khung điểm HĐGSNN</w:t>
+      </w:r>
+      <w:r>
+        <w:t xml:space="preserve"> </w:t>
+      </w:r>
+      <w:r>
+        <w:rPr>
+          <w:b/>
+          <w:bCs/>
+        </w:rPr>
+        <w:t xml:space="preserve">ngành Giao thông vận tải</w:t>
+      </w:r>
+      <w:r>
+        <w:t xml:space="preserve"> </w:t>
+      </w:r>
+      <w:r>
+        <w:t xml:space="preserve">hiện hành để xác</w:t>
+      </w:r>
+      <w:r>
+        <w:t xml:space="preserve"> </w:t>
+      </w:r>
+      <w:r>
+        <w:t xml:space="preserve">nhận tổng điểm công bố ≥ 2,0 (C.3) —</w:t>
+      </w:r>
+      <w:r>
+        <w:t xml:space="preserve"> </w:t>
+      </w:r>
+      <w:r>
+        <w:rPr>
+          <w:b/>
+          <w:bCs/>
+        </w:rPr>
+        <w:t xml:space="preserve">CHƯA XÁC NHẬN, hạng mục mở</w:t>
+      </w:r>
+      <w:r>
+        <w:rPr>
+          <w:b/>
+          <w:bCs/>
+        </w:rPr>
+        <w:t xml:space="preserve"> </w:t>
+      </w:r>
+      <w:r>
+        <w:rPr>
+          <w:b/>
+          <w:bCs/>
+        </w:rPr>
+        <w:t xml:space="preserve">duy nhất còn lại</w:t>
+      </w:r>
+      <w:r>
+        <w:t xml:space="preserve">;</w:t>
       </w:r>
     </w:p>
     <w:p>
@@ -10841,43 +11070,53 @@
         <w:pStyle w:val="Compact"/>
         <w:numPr>
           <w:ilvl w:val="0"/>
-          <w:numId w:val="1038"/>
+          <w:numId w:val="1037"/>
         </w:numPr>
       </w:pPr>
       <w:r>
-        <w:t xml:space="preserve">Tra khung điểm HĐGSNN</w:t>
-      </w:r>
-      <w:r>
-        <w:t xml:space="preserve"> </w:t>
-      </w:r>
-      <w:r>
-        <w:rPr>
-          <w:b/>
-          <w:bCs/>
-        </w:rPr>
-        <w:t xml:space="preserve">ngành Giao thông vận tải</w:t>
-      </w:r>
-      <w:r>
-        <w:t xml:space="preserve"> </w:t>
-      </w:r>
-      <w:r>
-        <w:t xml:space="preserve">hiện hành để xác</w:t>
-      </w:r>
-      <w:r>
-        <w:t xml:space="preserve"> </w:t>
-      </w:r>
-      <w:r>
-        <w:t xml:space="preserve">nhận tổng điểm công bố ≥ 2,0 (C.3) —</w:t>
-      </w:r>
-      <w:r>
-        <w:t xml:space="preserve"> </w:t>
-      </w:r>
-      <w:r>
-        <w:rPr>
-          <w:b/>
-          <w:bCs/>
-        </w:rPr>
-        <w:t xml:space="preserve">hạng mục mở duy nhất còn lại</w:t>
+        <w:t xml:space="preserve">Xác nhận vị trí đồng tác giả (tác giả thứ hai) của bài #2 có được</w:t>
+      </w:r>
+      <w:r>
+        <w:t xml:space="preserve"> </w:t>
+      </w:r>
+      <w:r>
+        <w:t xml:space="preserve">tính là</w:t>
+      </w:r>
+      <w:r>
+        <w:t xml:space="preserve"> </w:t>
+      </w:r>
+      <w:r>
+        <w:t xml:space="preserve">“tác giả chính”</w:t>
+      </w:r>
+      <w:r>
+        <w:t xml:space="preserve"> </w:t>
+      </w:r>
+      <w:r>
+        <w:t xml:space="preserve">hay không (C.3) —</w:t>
+      </w:r>
+      <w:r>
+        <w:t xml:space="preserve"> </w:t>
+      </w:r>
+      <w:r>
+        <w:rPr>
+          <w:b/>
+          <w:bCs/>
+        </w:rPr>
+        <w:t xml:space="preserve">CHƯA XÁC NHẬN, hạng mục</w:t>
+      </w:r>
+      <w:r>
+        <w:rPr>
+          <w:b/>
+          <w:bCs/>
+        </w:rPr>
+        <w:t xml:space="preserve"> </w:t>
+      </w:r>
+      <w:r>
+        <w:rPr>
+          <w:b/>
+          <w:bCs/>
+        </w:rPr>
+        <w:t xml:space="preserve">mở thứ hai</w:t>
       </w:r>
       <w:r>
         <w:t xml:space="preserve">;</w:t>
@@ -10888,42 +11127,86 @@
         <w:pStyle w:val="Compact"/>
         <w:numPr>
           <w:ilvl w:val="0"/>
-          <w:numId w:val="1038"/>
+          <w:numId w:val="1037"/>
         </w:numPr>
       </w:pPr>
       <w:r>
-        <w:t xml:space="preserve">Xác nhận vị trí đồng tác giả (tác giả thứ hai) của bài #2 có được</w:t>
-      </w:r>
-      <w:r>
-        <w:t xml:space="preserve"> </w:t>
-      </w:r>
-      <w:r>
-        <w:t xml:space="preserve">tính là</w:t>
-      </w:r>
-      <w:r>
-        <w:t xml:space="preserve"> </w:t>
-      </w:r>
-      <w:r>
-        <w:t xml:space="preserve">“tác giả chính”</w:t>
-      </w:r>
-      <w:r>
-        <w:t xml:space="preserve"> </w:t>
-      </w:r>
-      <w:r>
-        <w:t xml:space="preserve">hay không (C.3) —</w:t>
-      </w:r>
-      <w:r>
-        <w:t xml:space="preserve"> </w:t>
-      </w:r>
-      <w:r>
-        <w:rPr>
-          <w:b/>
-          <w:bCs/>
-        </w:rPr>
-        <w:t xml:space="preserve">hạng mục mở thứ hai</w:t>
-      </w:r>
-      <w:r>
-        <w:t xml:space="preserve">;</w:t>
+        <w:t xml:space="preserve">Khi viết CĐ3 Chương 3, mục 3.3.x (case cầu tàu container 100.000</w:t>
+      </w:r>
+      <w:r>
+        <w:t xml:space="preserve"> </w:t>
+      </w:r>
+      <w:r>
+        <w:t xml:space="preserve">DWT độc lập với Hải Linh, bài #5) chỉ nâng từ</w:t>
+      </w:r>
+      <w:r>
+        <w:t xml:space="preserve"> </w:t>
+      </w:r>
+      <w:r>
+        <w:t xml:space="preserve">“thảo luận”</w:t>
+      </w:r>
+      <w:r>
+        <w:t xml:space="preserve"> </w:t>
+      </w:r>
+      <w:r>
+        <w:t xml:space="preserve">thành</w:t>
+      </w:r>
+      <w:r>
+        <w:t xml:space="preserve"> </w:t>
+      </w:r>
+      <w:r>
+        <w:t xml:space="preserve">“kết</w:t>
+      </w:r>
+      <w:r>
+        <w:t xml:space="preserve"> </w:t>
+      </w:r>
+      <w:r>
+        <w:t xml:space="preserve">quả kiểm chứng bổ sung chính thức”</w:t>
+      </w:r>
+      <w:r>
+        <w:t xml:space="preserve"> </w:t>
+      </w:r>
+      <w:r>
+        <w:rPr>
+          <w:b/>
+          <w:bCs/>
+        </w:rPr>
+        <w:t xml:space="preserve">nếu dữ liệu bài #5 đầy đủ khi</w:t>
+      </w:r>
+      <w:r>
+        <w:rPr>
+          <w:b/>
+          <w:bCs/>
+        </w:rPr>
+        <w:t xml:space="preserve"> </w:t>
+      </w:r>
+      <w:r>
+        <w:rPr>
+          <w:b/>
+          <w:bCs/>
+        </w:rPr>
+        <w:t xml:space="preserve">hoàn thành</w:t>
+      </w:r>
+      <w:r>
+        <w:t xml:space="preserve">; nếu chưa đầy đủ, giữ ở mức thảo luận/bằng chứng hỗ</w:t>
+      </w:r>
+      <w:r>
+        <w:t xml:space="preserve"> </w:t>
+      </w:r>
+      <w:r>
+        <w:t xml:space="preserve">trợ. Không khóa cứng đây là điều kiện bắt buộc của CĐ3 ngay từ bây</w:t>
+      </w:r>
+      <w:r>
+        <w:t xml:space="preserve"> </w:t>
+      </w:r>
+      <w:r>
+        <w:t xml:space="preserve">giờ, và không để tiến độ bài #5 (hiện đang triển khai, chưa nộp) trở</w:t>
+      </w:r>
+      <w:r>
+        <w:t xml:space="preserve"> </w:t>
+      </w:r>
+      <w:r>
+        <w:t xml:space="preserve">thành nút thắt của CĐ3;</w:t>
       </w:r>
     </w:p>
     <w:p>
@@ -10931,53 +11214,23 @@
         <w:pStyle w:val="Compact"/>
         <w:numPr>
           <w:ilvl w:val="0"/>
-          <w:numId w:val="1038"/>
+          <w:numId w:val="1037"/>
         </w:numPr>
       </w:pPr>
       <w:r>
-        <w:t xml:space="preserve">Khi viết CĐ3 Chương 3, cân nhắc nâng mục 3.3.x (kết quả bài #4 trên</w:t>
-      </w:r>
-      <w:r>
-        <w:t xml:space="preserve"> </w:t>
-      </w:r>
-      <w:r>
-        <w:t xml:space="preserve">dự án độc lập) từ</w:t>
-      </w:r>
-      <w:r>
-        <w:t xml:space="preserve"> </w:t>
-      </w:r>
-      <w:r>
-        <w:t xml:space="preserve">“thảo luận”</w:t>
-      </w:r>
-      <w:r>
-        <w:t xml:space="preserve"> </w:t>
-      </w:r>
-      <w:r>
-        <w:t xml:space="preserve">thành một mục kết quả chính thức, tùy</w:t>
-      </w:r>
-      <w:r>
-        <w:t xml:space="preserve"> </w:t>
-      </w:r>
-      <w:r>
-        <w:t xml:space="preserve">mức độ đầy đủ của dữ liệu khi bài báo #4 hoàn thành;</w:t>
-      </w:r>
-    </w:p>
-    <w:p>
-      <w:pPr>
-        <w:pStyle w:val="Compact"/>
-        <w:numPr>
-          <w:ilvl w:val="0"/>
-          <w:numId w:val="1038"/>
-        </w:numPr>
-      </w:pPr>
-      <w:r>
         <w:t xml:space="preserve">Sau khi xử lý (1)–(2), bắt đầu viết chi tiết Tổng quan và CĐ1 theo</w:t>
       </w:r>
       <w:r>
         <w:t xml:space="preserve"> </w:t>
       </w:r>
       <w:r>
-        <w:t xml:space="preserve">Phần F/G, cập nhật CĐ2/CĐ3 theo Phần H/I với dữ liệu Track B đã chốt.</w:t>
+        <w:t xml:space="preserve">Phần F/G, cập nhật CĐ2/CĐ3 theo Phần H/I với dữ liệu Track B đã chốt</w:t>
+      </w:r>
+      <w:r>
+        <w:t xml:space="preserve"> </w:t>
+      </w:r>
+      <w:r>
+        <w:t xml:space="preserve">theo danh mục 07 công bố.</w:t>
       </w:r>
     </w:p>
     <w:bookmarkEnd w:id="82"/>
@@ -11787,9 +12040,6 @@
     <w:abstractNumId w:val="993"/>
   </w:num>
   <w:num w:numId="1037">
-    <w:abstractNumId w:val="992"/>
-  </w:num>
-  <w:num w:numId="1038">
     <w:abstractNumId w:val="99411"/>
     <w:lvlOverride w:ilvl="0">
       <w:startOverride w:val="1"/>
